--- a/share/02_LG-AI연구원_AI-BOM_세션정리.docx
+++ b/share/02_LG-AI연구원_AI-BOM_세션정리.docx
@@ -139,6 +139,7 @@
             <w:r>
               <w:rPr>
                 <w:b/>
+                <w:i w:val="0"/>
                 <w:sz w:val="19"/>
                 <w:rFonts w:ascii="맑은 고딕" w:hAnsi="맑은 고딕" w:eastAsia="맑은 고딕" w:cs="맑은 고딕"/>
               </w:rPr>
@@ -157,6 +158,7 @@
             <w:r>
               <w:rPr>
                 <w:b w:val="0"/>
+                <w:i w:val="0"/>
                 <w:sz w:val="19"/>
                 <w:rFonts w:ascii="맑은 고딕" w:hAnsi="맑은 고딕" w:eastAsia="맑은 고딕" w:cs="맑은 고딕"/>
               </w:rPr>
@@ -178,6 +180,7 @@
             <w:r>
               <w:rPr>
                 <w:b/>
+                <w:i w:val="0"/>
                 <w:sz w:val="19"/>
                 <w:rFonts w:ascii="맑은 고딕" w:hAnsi="맑은 고딕" w:eastAsia="맑은 고딕" w:cs="맑은 고딕"/>
               </w:rPr>
@@ -197,6 +200,7 @@
             <w:r>
               <w:rPr>
                 <w:b w:val="0"/>
+                <w:i w:val="0"/>
                 <w:sz w:val="19"/>
                 <w:rFonts w:ascii="맑은 고딕" w:hAnsi="맑은 고딕" w:eastAsia="맑은 고딕" w:cs="맑은 고딕"/>
               </w:rPr>
@@ -217,6 +221,7 @@
             <w:r>
               <w:rPr>
                 <w:b/>
+                <w:i w:val="0"/>
                 <w:sz w:val="19"/>
                 <w:rFonts w:ascii="맑은 고딕" w:hAnsi="맑은 고딕" w:eastAsia="맑은 고딕" w:cs="맑은 고딕"/>
               </w:rPr>
@@ -235,6 +240,7 @@
             <w:r>
               <w:rPr>
                 <w:b w:val="0"/>
+                <w:i w:val="0"/>
                 <w:sz w:val="19"/>
                 <w:rFonts w:ascii="맑은 고딕" w:hAnsi="맑은 고딕" w:eastAsia="맑은 고딕" w:cs="맑은 고딕"/>
               </w:rPr>
@@ -256,6 +262,7 @@
             <w:r>
               <w:rPr>
                 <w:b/>
+                <w:i w:val="0"/>
                 <w:sz w:val="19"/>
                 <w:rFonts w:ascii="맑은 고딕" w:hAnsi="맑은 고딕" w:eastAsia="맑은 고딕" w:cs="맑은 고딕"/>
               </w:rPr>
@@ -275,6 +282,7 @@
             <w:r>
               <w:rPr>
                 <w:b w:val="0"/>
+                <w:i w:val="0"/>
                 <w:sz w:val="19"/>
                 <w:rFonts w:ascii="맑은 고딕" w:hAnsi="맑은 고딕" w:eastAsia="맑은 고딕" w:cs="맑은 고딕"/>
               </w:rPr>
@@ -295,6 +303,7 @@
             <w:r>
               <w:rPr>
                 <w:b/>
+                <w:i w:val="0"/>
                 <w:sz w:val="19"/>
                 <w:rFonts w:ascii="맑은 고딕" w:hAnsi="맑은 고딕" w:eastAsia="맑은 고딕" w:cs="맑은 고딕"/>
               </w:rPr>
@@ -313,6 +322,7 @@
             <w:r>
               <w:rPr>
                 <w:b w:val="0"/>
+                <w:i w:val="0"/>
                 <w:sz w:val="19"/>
                 <w:rFonts w:ascii="맑은 고딕" w:hAnsi="맑은 고딕" w:eastAsia="맑은 고딕" w:cs="맑은 고딕"/>
               </w:rPr>
@@ -612,6 +622,7 @@
             <w:r>
               <w:rPr>
                 <w:b/>
+                <w:i w:val="0"/>
                 <w:sz w:val="18"/>
                 <w:rFonts w:ascii="맑은 고딕" w:hAnsi="맑은 고딕" w:eastAsia="맑은 고딕" w:cs="맑은 고딕"/>
               </w:rPr>
@@ -630,6 +641,7 @@
             <w:r>
               <w:rPr>
                 <w:b w:val="0"/>
+                <w:i w:val="0"/>
                 <w:sz w:val="18"/>
                 <w:rFonts w:ascii="맑은 고딕" w:hAnsi="맑은 고딕" w:eastAsia="맑은 고딕" w:cs="맑은 고딕"/>
               </w:rPr>
@@ -648,6 +660,7 @@
             <w:r>
               <w:rPr>
                 <w:b w:val="0"/>
+                <w:i w:val="0"/>
                 <w:sz w:val="18"/>
                 <w:rFonts w:ascii="맑은 고딕" w:hAnsi="맑은 고딕" w:eastAsia="맑은 고딕" w:cs="맑은 고딕"/>
               </w:rPr>
@@ -669,6 +682,7 @@
             <w:r>
               <w:rPr>
                 <w:b/>
+                <w:i w:val="0"/>
                 <w:sz w:val="18"/>
                 <w:rFonts w:ascii="맑은 고딕" w:hAnsi="맑은 고딕" w:eastAsia="맑은 고딕" w:cs="맑은 고딕"/>
               </w:rPr>
@@ -688,6 +702,7 @@
             <w:r>
               <w:rPr>
                 <w:b w:val="0"/>
+                <w:i w:val="0"/>
                 <w:sz w:val="18"/>
                 <w:rFonts w:ascii="맑은 고딕" w:hAnsi="맑은 고딕" w:eastAsia="맑은 고딕" w:cs="맑은 고딕"/>
               </w:rPr>
@@ -707,6 +722,7 @@
             <w:r>
               <w:rPr>
                 <w:b w:val="0"/>
+                <w:i w:val="0"/>
                 <w:sz w:val="18"/>
                 <w:rFonts w:ascii="맑은 고딕" w:hAnsi="맑은 고딕" w:eastAsia="맑은 고딕" w:cs="맑은 고딕"/>
               </w:rPr>
@@ -727,6 +743,7 @@
             <w:r>
               <w:rPr>
                 <w:b/>
+                <w:i w:val="0"/>
                 <w:sz w:val="18"/>
                 <w:rFonts w:ascii="맑은 고딕" w:hAnsi="맑은 고딕" w:eastAsia="맑은 고딕" w:cs="맑은 고딕"/>
               </w:rPr>
@@ -745,6 +762,7 @@
             <w:r>
               <w:rPr>
                 <w:b w:val="0"/>
+                <w:i w:val="0"/>
                 <w:sz w:val="18"/>
                 <w:rFonts w:ascii="맑은 고딕" w:hAnsi="맑은 고딕" w:eastAsia="맑은 고딕" w:cs="맑은 고딕"/>
               </w:rPr>
@@ -763,6 +781,7 @@
             <w:r>
               <w:rPr>
                 <w:b/>
+                <w:i w:val="0"/>
                 <w:sz w:val="18"/>
                 <w:rFonts w:ascii="맑은 고딕" w:hAnsi="맑은 고딕" w:eastAsia="맑은 고딕" w:cs="맑은 고딕"/>
               </w:rPr>
@@ -784,6 +803,7 @@
             <w:r>
               <w:rPr>
                 <w:b/>
+                <w:i w:val="0"/>
                 <w:sz w:val="18"/>
                 <w:rFonts w:ascii="맑은 고딕" w:hAnsi="맑은 고딕" w:eastAsia="맑은 고딕" w:cs="맑은 고딕"/>
               </w:rPr>
@@ -803,6 +823,7 @@
             <w:r>
               <w:rPr>
                 <w:b w:val="0"/>
+                <w:i w:val="0"/>
                 <w:sz w:val="18"/>
                 <w:rFonts w:ascii="맑은 고딕" w:hAnsi="맑은 고딕" w:eastAsia="맑은 고딕" w:cs="맑은 고딕"/>
               </w:rPr>
@@ -822,6 +843,7 @@
             <w:r>
               <w:rPr>
                 <w:b w:val="0"/>
+                <w:i w:val="0"/>
                 <w:sz w:val="18"/>
                 <w:rFonts w:ascii="맑은 고딕" w:hAnsi="맑은 고딕" w:eastAsia="맑은 고딕" w:cs="맑은 고딕"/>
               </w:rPr>
@@ -842,6 +864,7 @@
             <w:r>
               <w:rPr>
                 <w:b/>
+                <w:i w:val="0"/>
                 <w:sz w:val="18"/>
                 <w:rFonts w:ascii="맑은 고딕" w:hAnsi="맑은 고딕" w:eastAsia="맑은 고딕" w:cs="맑은 고딕"/>
               </w:rPr>
@@ -860,6 +883,7 @@
             <w:r>
               <w:rPr>
                 <w:b w:val="0"/>
+                <w:i w:val="0"/>
                 <w:sz w:val="18"/>
                 <w:rFonts w:ascii="맑은 고딕" w:hAnsi="맑은 고딕" w:eastAsia="맑은 고딕" w:cs="맑은 고딕"/>
               </w:rPr>
@@ -878,6 +902,7 @@
             <w:r>
               <w:rPr>
                 <w:b w:val="0"/>
+                <w:i w:val="0"/>
                 <w:sz w:val="18"/>
                 <w:rFonts w:ascii="맑은 고딕" w:hAnsi="맑은 고딕" w:eastAsia="맑은 고딕" w:cs="맑은 고딕"/>
               </w:rPr>
@@ -899,6 +924,7 @@
             <w:r>
               <w:rPr>
                 <w:b/>
+                <w:i w:val="0"/>
                 <w:sz w:val="18"/>
                 <w:rFonts w:ascii="맑은 고딕" w:hAnsi="맑은 고딕" w:eastAsia="맑은 고딕" w:cs="맑은 고딕"/>
               </w:rPr>
@@ -918,6 +944,7 @@
             <w:r>
               <w:rPr>
                 <w:b w:val="0"/>
+                <w:i w:val="0"/>
                 <w:sz w:val="18"/>
                 <w:rFonts w:ascii="맑은 고딕" w:hAnsi="맑은 고딕" w:eastAsia="맑은 고딕" w:cs="맑은 고딕"/>
               </w:rPr>
@@ -937,6 +964,7 @@
             <w:r>
               <w:rPr>
                 <w:b w:val="0"/>
+                <w:i w:val="0"/>
                 <w:sz w:val="18"/>
                 <w:rFonts w:ascii="맑은 고딕" w:hAnsi="맑은 고딕" w:eastAsia="맑은 고딕" w:cs="맑은 고딕"/>
               </w:rPr>
@@ -957,6 +985,7 @@
             <w:r>
               <w:rPr>
                 <w:b/>
+                <w:i w:val="0"/>
                 <w:sz w:val="18"/>
                 <w:rFonts w:ascii="맑은 고딕" w:hAnsi="맑은 고딕" w:eastAsia="맑은 고딕" w:cs="맑은 고딕"/>
               </w:rPr>
@@ -975,6 +1004,7 @@
             <w:r>
               <w:rPr>
                 <w:b w:val="0"/>
+                <w:i w:val="0"/>
                 <w:sz w:val="18"/>
                 <w:rFonts w:ascii="맑은 고딕" w:hAnsi="맑은 고딕" w:eastAsia="맑은 고딕" w:cs="맑은 고딕"/>
               </w:rPr>
@@ -993,6 +1023,7 @@
             <w:r>
               <w:rPr>
                 <w:b/>
+                <w:i w:val="0"/>
                 <w:sz w:val="18"/>
                 <w:rFonts w:ascii="맑은 고딕" w:hAnsi="맑은 고딕" w:eastAsia="맑은 고딕" w:cs="맑은 고딕"/>
               </w:rPr>
@@ -1014,6 +1045,7 @@
             <w:r>
               <w:rPr>
                 <w:b/>
+                <w:i w:val="0"/>
                 <w:sz w:val="18"/>
                 <w:rFonts w:ascii="맑은 고딕" w:hAnsi="맑은 고딕" w:eastAsia="맑은 고딕" w:cs="맑은 고딕"/>
               </w:rPr>
@@ -1033,6 +1065,7 @@
             <w:r>
               <w:rPr>
                 <w:b w:val="0"/>
+                <w:i w:val="0"/>
                 <w:sz w:val="18"/>
                 <w:rFonts w:ascii="맑은 고딕" w:hAnsi="맑은 고딕" w:eastAsia="맑은 고딕" w:cs="맑은 고딕"/>
               </w:rPr>
@@ -1052,6 +1085,7 @@
             <w:r>
               <w:rPr>
                 <w:b/>
+                <w:i w:val="0"/>
                 <w:sz w:val="18"/>
                 <w:rFonts w:ascii="맑은 고딕" w:hAnsi="맑은 고딕" w:eastAsia="맑은 고딕" w:cs="맑은 고딕"/>
               </w:rPr>
@@ -1223,6 +1257,7 @@
             <w:r>
               <w:rPr>
                 <w:b w:val="0"/>
+                <w:i w:val="0"/>
                 <w:sz w:val="18"/>
                 <w:rFonts w:ascii="맑은 고딕" w:hAnsi="맑은 고딕" w:eastAsia="맑은 고딕" w:cs="맑은 고딕"/>
               </w:rPr>
@@ -1241,6 +1276,7 @@
             <w:r>
               <w:rPr>
                 <w:b w:val="0"/>
+                <w:i w:val="0"/>
                 <w:sz w:val="18"/>
                 <w:rFonts w:ascii="맑은 고딕" w:hAnsi="맑은 고딕" w:eastAsia="맑은 고딕" w:cs="맑은 고딕"/>
               </w:rPr>
@@ -1259,6 +1295,7 @@
             <w:r>
               <w:rPr>
                 <w:b w:val="0"/>
+                <w:i w:val="0"/>
                 <w:sz w:val="18"/>
                 <w:rFonts w:ascii="맑은 고딕" w:hAnsi="맑은 고딕" w:eastAsia="맑은 고딕" w:cs="맑은 고딕"/>
               </w:rPr>
@@ -1280,6 +1317,7 @@
             <w:r>
               <w:rPr>
                 <w:b w:val="0"/>
+                <w:i w:val="0"/>
                 <w:sz w:val="18"/>
                 <w:rFonts w:ascii="맑은 고딕" w:hAnsi="맑은 고딕" w:eastAsia="맑은 고딕" w:cs="맑은 고딕"/>
               </w:rPr>
@@ -1299,6 +1337,7 @@
             <w:r>
               <w:rPr>
                 <w:b w:val="0"/>
+                <w:i w:val="0"/>
                 <w:sz w:val="18"/>
                 <w:rFonts w:ascii="맑은 고딕" w:hAnsi="맑은 고딕" w:eastAsia="맑은 고딕" w:cs="맑은 고딕"/>
               </w:rPr>
@@ -1318,6 +1357,7 @@
             <w:r>
               <w:rPr>
                 <w:b w:val="0"/>
+                <w:i w:val="0"/>
                 <w:sz w:val="18"/>
                 <w:rFonts w:ascii="맑은 고딕" w:hAnsi="맑은 고딕" w:eastAsia="맑은 고딕" w:cs="맑은 고딕"/>
               </w:rPr>
@@ -1338,6 +1378,7 @@
             <w:r>
               <w:rPr>
                 <w:b/>
+                <w:i w:val="0"/>
                 <w:sz w:val="18"/>
                 <w:rFonts w:ascii="맑은 고딕" w:hAnsi="맑은 고딕" w:eastAsia="맑은 고딕" w:cs="맑은 고딕"/>
               </w:rPr>
@@ -1356,6 +1397,7 @@
             <w:r>
               <w:rPr>
                 <w:b/>
+                <w:i w:val="0"/>
                 <w:sz w:val="18"/>
                 <w:rFonts w:ascii="맑은 고딕" w:hAnsi="맑은 고딕" w:eastAsia="맑은 고딕" w:cs="맑은 고딕"/>
               </w:rPr>
@@ -1374,6 +1416,7 @@
             <w:r>
               <w:rPr>
                 <w:b/>
+                <w:i w:val="0"/>
                 <w:sz w:val="18"/>
                 <w:rFonts w:ascii="맑은 고딕" w:hAnsi="맑은 고딕" w:eastAsia="맑은 고딕" w:cs="맑은 고딕"/>
               </w:rPr>
@@ -1602,6 +1645,7 @@
             <w:r>
               <w:rPr>
                 <w:b/>
+                <w:i w:val="0"/>
                 <w:sz w:val="18"/>
                 <w:rFonts w:ascii="맑은 고딕" w:hAnsi="맑은 고딕" w:eastAsia="맑은 고딕" w:cs="맑은 고딕"/>
               </w:rPr>
@@ -1620,6 +1664,7 @@
             <w:r>
               <w:rPr>
                 <w:b w:val="0"/>
+                <w:i w:val="0"/>
                 <w:sz w:val="18"/>
                 <w:rFonts w:ascii="맑은 고딕" w:hAnsi="맑은 고딕" w:eastAsia="맑은 고딕" w:cs="맑은 고딕"/>
               </w:rPr>
@@ -1638,6 +1683,7 @@
             <w:r>
               <w:rPr>
                 <w:b w:val="0"/>
+                <w:i w:val="0"/>
                 <w:sz w:val="18"/>
                 <w:rFonts w:ascii="맑은 고딕" w:hAnsi="맑은 고딕" w:eastAsia="맑은 고딕" w:cs="맑은 고딕"/>
               </w:rPr>
@@ -1646,6 +1692,7 @@
             <w:r>
               <w:rPr>
                 <w:b/>
+                <w:i w:val="0"/>
                 <w:sz w:val="18"/>
                 <w:rFonts w:ascii="맑은 고딕" w:hAnsi="맑은 고딕" w:eastAsia="맑은 고딕" w:cs="맑은 고딕"/>
               </w:rPr>
@@ -1654,6 +1701,7 @@
             <w:r>
               <w:rPr>
                 <w:b w:val="0"/>
+                <w:i w:val="0"/>
                 <w:sz w:val="18"/>
                 <w:rFonts w:ascii="맑은 고딕" w:hAnsi="맑은 고딕" w:eastAsia="맑은 고딕" w:cs="맑은 고딕"/>
               </w:rPr>
@@ -1675,6 +1723,7 @@
             <w:r>
               <w:rPr>
                 <w:b/>
+                <w:i w:val="0"/>
                 <w:sz w:val="18"/>
                 <w:rFonts w:ascii="맑은 고딕" w:hAnsi="맑은 고딕" w:eastAsia="맑은 고딕" w:cs="맑은 고딕"/>
               </w:rPr>
@@ -1694,6 +1743,7 @@
             <w:r>
               <w:rPr>
                 <w:b w:val="0"/>
+                <w:i w:val="0"/>
                 <w:sz w:val="18"/>
                 <w:rFonts w:ascii="맑은 고딕" w:hAnsi="맑은 고딕" w:eastAsia="맑은 고딕" w:cs="맑은 고딕"/>
               </w:rPr>
@@ -1713,6 +1763,7 @@
             <w:r>
               <w:rPr>
                 <w:b w:val="0"/>
+                <w:i w:val="0"/>
                 <w:sz w:val="18"/>
                 <w:rFonts w:ascii="맑은 고딕" w:hAnsi="맑은 고딕" w:eastAsia="맑은 고딕" w:cs="맑은 고딕"/>
               </w:rPr>
@@ -1721,6 +1772,7 @@
             <w:r>
               <w:rPr>
                 <w:b/>
+                <w:i w:val="0"/>
                 <w:sz w:val="18"/>
                 <w:rFonts w:ascii="맑은 고딕" w:hAnsi="맑은 고딕" w:eastAsia="맑은 고딕" w:cs="맑은 고딕"/>
               </w:rPr>
@@ -1741,6 +1793,7 @@
             <w:r>
               <w:rPr>
                 <w:b/>
+                <w:i w:val="0"/>
                 <w:sz w:val="18"/>
                 <w:rFonts w:ascii="맑은 고딕" w:hAnsi="맑은 고딕" w:eastAsia="맑은 고딕" w:cs="맑은 고딕"/>
               </w:rPr>
@@ -1759,6 +1812,7 @@
             <w:r>
               <w:rPr>
                 <w:b w:val="0"/>
+                <w:i w:val="0"/>
                 <w:sz w:val="18"/>
                 <w:rFonts w:ascii="맑은 고딕" w:hAnsi="맑은 고딕" w:eastAsia="맑은 고딕" w:cs="맑은 고딕"/>
               </w:rPr>
@@ -1767,6 +1821,7 @@
             <w:r>
               <w:rPr>
                 <w:b/>
+                <w:i w:val="0"/>
                 <w:sz w:val="18"/>
                 <w:rFonts w:ascii="맑은 고딕" w:hAnsi="맑은 고딕" w:eastAsia="맑은 고딕" w:cs="맑은 고딕"/>
               </w:rPr>
@@ -1785,6 +1840,7 @@
             <w:r>
               <w:rPr>
                 <w:b w:val="0"/>
+                <w:i w:val="0"/>
                 <w:sz w:val="18"/>
                 <w:rFonts w:ascii="맑은 고딕" w:hAnsi="맑은 고딕" w:eastAsia="맑은 고딕" w:cs="맑은 고딕"/>
               </w:rPr>
@@ -1793,6 +1849,7 @@
             <w:r>
               <w:rPr>
                 <w:b/>
+                <w:i w:val="0"/>
                 <w:sz w:val="18"/>
                 <w:rFonts w:ascii="맑은 고딕" w:hAnsi="맑은 고딕" w:eastAsia="맑은 고딕" w:cs="맑은 고딕"/>
               </w:rPr>
@@ -1884,6 +1941,7 @@
             <w:r>
               <w:rPr>
                 <w:b/>
+                <w:i w:val="0"/>
                 <w:sz w:val="18"/>
                 <w:rFonts w:ascii="맑은 고딕" w:hAnsi="맑은 고딕" w:eastAsia="맑은 고딕" w:cs="맑은 고딕"/>
               </w:rPr>
@@ -1902,6 +1960,7 @@
             <w:r>
               <w:rPr>
                 <w:b/>
+                <w:i w:val="0"/>
                 <w:sz w:val="18"/>
                 <w:rFonts w:ascii="맑은 고딕" w:hAnsi="맑은 고딕" w:eastAsia="맑은 고딕" w:cs="맑은 고딕"/>
               </w:rPr>
@@ -1910,6 +1969,7 @@
             <w:r>
               <w:rPr>
                 <w:b w:val="0"/>
+                <w:i w:val="0"/>
                 <w:sz w:val="18"/>
                 <w:rFonts w:ascii="맑은 고딕" w:hAnsi="맑은 고딕" w:eastAsia="맑은 고딕" w:cs="맑은 고딕"/>
               </w:rPr>
@@ -1931,6 +1991,7 @@
             <w:r>
               <w:rPr>
                 <w:b/>
+                <w:i w:val="0"/>
                 <w:sz w:val="18"/>
                 <w:rFonts w:ascii="맑은 고딕" w:hAnsi="맑은 고딕" w:eastAsia="맑은 고딕" w:cs="맑은 고딕"/>
               </w:rPr>
@@ -1950,6 +2011,7 @@
             <w:r>
               <w:rPr>
                 <w:b/>
+                <w:i w:val="0"/>
                 <w:sz w:val="18"/>
                 <w:rFonts w:ascii="맑은 고딕" w:hAnsi="맑은 고딕" w:eastAsia="맑은 고딕" w:cs="맑은 고딕"/>
               </w:rPr>
@@ -1970,6 +2032,7 @@
             <w:r>
               <w:rPr>
                 <w:b/>
+                <w:i w:val="0"/>
                 <w:sz w:val="18"/>
                 <w:rFonts w:ascii="맑은 고딕" w:hAnsi="맑은 고딕" w:eastAsia="맑은 고딕" w:cs="맑은 고딕"/>
               </w:rPr>
@@ -1988,6 +2051,7 @@
             <w:r>
               <w:rPr>
                 <w:b/>
+                <w:i w:val="0"/>
                 <w:sz w:val="18"/>
                 <w:rFonts w:ascii="맑은 고딕" w:hAnsi="맑은 고딕" w:eastAsia="맑은 고딕" w:cs="맑은 고딕"/>
               </w:rPr>
@@ -2144,6 +2208,7 @@
             <w:r>
               <w:rPr>
                 <w:b/>
+                <w:i w:val="0"/>
                 <w:sz w:val="18"/>
                 <w:rFonts w:ascii="맑은 고딕" w:hAnsi="맑은 고딕" w:eastAsia="맑은 고딕" w:cs="맑은 고딕"/>
               </w:rPr>
@@ -2162,6 +2227,7 @@
             <w:r>
               <w:rPr>
                 <w:b w:val="0"/>
+                <w:i w:val="0"/>
                 <w:sz w:val="18"/>
                 <w:rFonts w:ascii="맑은 고딕" w:hAnsi="맑은 고딕" w:eastAsia="맑은 고딕" w:cs="맑은 고딕"/>
               </w:rPr>
@@ -2180,6 +2246,7 @@
             <w:r>
               <w:rPr>
                 <w:b w:val="0"/>
+                <w:i w:val="0"/>
                 <w:sz w:val="18"/>
                 <w:rFonts w:ascii="맑은 고딕" w:hAnsi="맑은 고딕" w:eastAsia="맑은 고딕" w:cs="맑은 고딕"/>
               </w:rPr>
@@ -2201,6 +2268,7 @@
             <w:r>
               <w:rPr>
                 <w:b/>
+                <w:i w:val="0"/>
                 <w:sz w:val="18"/>
                 <w:rFonts w:ascii="맑은 고딕" w:hAnsi="맑은 고딕" w:eastAsia="맑은 고딕" w:cs="맑은 고딕"/>
               </w:rPr>
@@ -2220,6 +2288,7 @@
             <w:r>
               <w:rPr>
                 <w:b w:val="0"/>
+                <w:i w:val="0"/>
                 <w:sz w:val="18"/>
                 <w:rFonts w:ascii="맑은 고딕" w:hAnsi="맑은 고딕" w:eastAsia="맑은 고딕" w:cs="맑은 고딕"/>
               </w:rPr>
@@ -2239,6 +2308,7 @@
             <w:r>
               <w:rPr>
                 <w:b/>
+                <w:i w:val="0"/>
                 <w:sz w:val="18"/>
                 <w:rFonts w:ascii="맑은 고딕" w:hAnsi="맑은 고딕" w:eastAsia="맑은 고딕" w:cs="맑은 고딕"/>
               </w:rPr>
@@ -2259,6 +2329,7 @@
             <w:r>
               <w:rPr>
                 <w:b/>
+                <w:i w:val="0"/>
                 <w:sz w:val="18"/>
                 <w:rFonts w:ascii="맑은 고딕" w:hAnsi="맑은 고딕" w:eastAsia="맑은 고딕" w:cs="맑은 고딕"/>
               </w:rPr>
@@ -2277,6 +2348,7 @@
             <w:r>
               <w:rPr>
                 <w:b w:val="0"/>
+                <w:i w:val="0"/>
                 <w:sz w:val="18"/>
                 <w:rFonts w:ascii="맑은 고딕" w:hAnsi="맑은 고딕" w:eastAsia="맑은 고딕" w:cs="맑은 고딕"/>
               </w:rPr>
@@ -2295,6 +2367,7 @@
             <w:r>
               <w:rPr>
                 <w:b/>
+                <w:i w:val="0"/>
                 <w:sz w:val="18"/>
                 <w:rFonts w:ascii="맑은 고딕" w:hAnsi="맑은 고딕" w:eastAsia="맑은 고딕" w:cs="맑은 고딕"/>
               </w:rPr>
@@ -2316,6 +2389,7 @@
             <w:r>
               <w:rPr>
                 <w:b/>
+                <w:i w:val="0"/>
                 <w:sz w:val="18"/>
                 <w:rFonts w:ascii="맑은 고딕" w:hAnsi="맑은 고딕" w:eastAsia="맑은 고딕" w:cs="맑은 고딕"/>
               </w:rPr>
@@ -2335,6 +2409,7 @@
             <w:r>
               <w:rPr>
                 <w:b w:val="0"/>
+                <w:i w:val="0"/>
                 <w:sz w:val="18"/>
                 <w:rFonts w:ascii="맑은 고딕" w:hAnsi="맑은 고딕" w:eastAsia="맑은 고딕" w:cs="맑은 고딕"/>
               </w:rPr>
@@ -2354,6 +2429,7 @@
             <w:r>
               <w:rPr>
                 <w:b w:val="0"/>
+                <w:i w:val="0"/>
                 <w:sz w:val="18"/>
                 <w:rFonts w:ascii="맑은 고딕" w:hAnsi="맑은 고딕" w:eastAsia="맑은 고딕" w:cs="맑은 고딕"/>
               </w:rPr>
@@ -2374,6 +2450,7 @@
             <w:r>
               <w:rPr>
                 <w:b/>
+                <w:i w:val="0"/>
                 <w:sz w:val="18"/>
                 <w:rFonts w:ascii="맑은 고딕" w:hAnsi="맑은 고딕" w:eastAsia="맑은 고딕" w:cs="맑은 고딕"/>
               </w:rPr>
@@ -2392,6 +2469,7 @@
             <w:r>
               <w:rPr>
                 <w:b w:val="0"/>
+                <w:i w:val="0"/>
                 <w:sz w:val="18"/>
                 <w:rFonts w:ascii="맑은 고딕" w:hAnsi="맑은 고딕" w:eastAsia="맑은 고딕" w:cs="맑은 고딕"/>
               </w:rPr>
@@ -2410,6 +2488,7 @@
             <w:r>
               <w:rPr>
                 <w:b/>
+                <w:i w:val="0"/>
                 <w:sz w:val="18"/>
                 <w:rFonts w:ascii="맑은 고딕" w:hAnsi="맑은 고딕" w:eastAsia="맑은 고딕" w:cs="맑은 고딕"/>
               </w:rPr>
@@ -2418,6 +2497,7 @@
             <w:r>
               <w:rPr>
                 <w:b w:val="0"/>
+                <w:i w:val="0"/>
                 <w:sz w:val="18"/>
                 <w:rFonts w:ascii="맑은 고딕" w:hAnsi="맑은 고딕" w:eastAsia="맑은 고딕" w:cs="맑은 고딕"/>
               </w:rPr>
@@ -2579,6 +2659,7 @@
             <w:r>
               <w:rPr>
                 <w:b w:val="0"/>
+                <w:i w:val="0"/>
                 <w:sz w:val="18"/>
                 <w:rFonts w:ascii="맑은 고딕" w:hAnsi="맑은 고딕" w:eastAsia="맑은 고딕" w:cs="맑은 고딕"/>
               </w:rPr>
@@ -2597,6 +2678,7 @@
             <w:r>
               <w:rPr>
                 <w:b w:val="0"/>
+                <w:i w:val="0"/>
                 <w:sz w:val="18"/>
                 <w:rFonts w:ascii="맑은 고딕" w:hAnsi="맑은 고딕" w:eastAsia="맑은 고딕" w:cs="맑은 고딕"/>
               </w:rPr>
@@ -2615,6 +2697,7 @@
             <w:r>
               <w:rPr>
                 <w:b w:val="0"/>
+                <w:i w:val="0"/>
                 <w:sz w:val="18"/>
                 <w:rFonts w:ascii="맑은 고딕" w:hAnsi="맑은 고딕" w:eastAsia="맑은 고딕" w:cs="맑은 고딕"/>
               </w:rPr>
@@ -2636,6 +2719,7 @@
             <w:r>
               <w:rPr>
                 <w:b w:val="0"/>
+                <w:i w:val="0"/>
                 <w:sz w:val="18"/>
                 <w:rFonts w:ascii="맑은 고딕" w:hAnsi="맑은 고딕" w:eastAsia="맑은 고딕" w:cs="맑은 고딕"/>
               </w:rPr>
@@ -2655,6 +2739,7 @@
             <w:r>
               <w:rPr>
                 <w:b w:val="0"/>
+                <w:i w:val="0"/>
                 <w:sz w:val="18"/>
                 <w:rFonts w:ascii="맑은 고딕" w:hAnsi="맑은 고딕" w:eastAsia="맑은 고딕" w:cs="맑은 고딕"/>
               </w:rPr>
@@ -2674,6 +2759,7 @@
             <w:r>
               <w:rPr>
                 <w:b w:val="0"/>
+                <w:i w:val="0"/>
                 <w:sz w:val="18"/>
                 <w:rFonts w:ascii="맑은 고딕" w:hAnsi="맑은 고딕" w:eastAsia="맑은 고딕" w:cs="맑은 고딕"/>
               </w:rPr>
@@ -2694,6 +2780,7 @@
             <w:r>
               <w:rPr>
                 <w:b w:val="0"/>
+                <w:i w:val="0"/>
                 <w:sz w:val="18"/>
                 <w:rFonts w:ascii="맑은 고딕" w:hAnsi="맑은 고딕" w:eastAsia="맑은 고딕" w:cs="맑은 고딕"/>
               </w:rPr>
@@ -2712,6 +2799,7 @@
             <w:r>
               <w:rPr>
                 <w:b w:val="0"/>
+                <w:i w:val="0"/>
                 <w:sz w:val="18"/>
                 <w:rFonts w:ascii="맑은 고딕" w:hAnsi="맑은 고딕" w:eastAsia="맑은 고딕" w:cs="맑은 고딕"/>
               </w:rPr>
@@ -2730,6 +2818,7 @@
             <w:r>
               <w:rPr>
                 <w:b w:val="0"/>
+                <w:i w:val="0"/>
                 <w:sz w:val="18"/>
                 <w:rFonts w:ascii="맑은 고딕" w:hAnsi="맑은 고딕" w:eastAsia="맑은 고딕" w:cs="맑은 고딕"/>
               </w:rPr>
@@ -2738,6 +2827,7 @@
             <w:r>
               <w:rPr>
                 <w:b/>
+                <w:i w:val="0"/>
                 <w:sz w:val="18"/>
                 <w:rFonts w:ascii="맑은 고딕" w:hAnsi="맑은 고딕" w:eastAsia="맑은 고딕" w:cs="맑은 고딕"/>
               </w:rPr>
@@ -2844,6 +2934,7 @@
             <w:r>
               <w:rPr>
                 <w:b/>
+                <w:i w:val="0"/>
                 <w:sz w:val="18"/>
                 <w:rFonts w:ascii="맑은 고딕" w:hAnsi="맑은 고딕" w:eastAsia="맑은 고딕" w:cs="맑은 고딕"/>
               </w:rPr>
@@ -2852,6 +2943,7 @@
             <w:r>
               <w:rPr>
                 <w:b w:val="0"/>
+                <w:i w:val="0"/>
                 <w:sz w:val="18"/>
                 <w:rFonts w:ascii="맑은 고딕" w:hAnsi="맑은 고딕" w:eastAsia="맑은 고딕" w:cs="맑은 고딕"/>
               </w:rPr>
@@ -2870,6 +2962,7 @@
             <w:r>
               <w:rPr>
                 <w:b w:val="0"/>
+                <w:i w:val="0"/>
                 <w:sz w:val="18"/>
                 <w:rFonts w:ascii="맑은 고딕" w:hAnsi="맑은 고딕" w:eastAsia="맑은 고딕" w:cs="맑은 고딕"/>
               </w:rPr>
@@ -2878,6 +2971,7 @@
             <w:r>
               <w:rPr>
                 <w:b/>
+                <w:i w:val="0"/>
                 <w:sz w:val="18"/>
                 <w:rFonts w:ascii="맑은 고딕" w:hAnsi="맑은 고딕" w:eastAsia="맑은 고딕" w:cs="맑은 고딕"/>
               </w:rPr>
@@ -2899,6 +2993,7 @@
             <w:r>
               <w:rPr>
                 <w:b/>
+                <w:i w:val="0"/>
                 <w:sz w:val="18"/>
                 <w:rFonts w:ascii="맑은 고딕" w:hAnsi="맑은 고딕" w:eastAsia="맑은 고딕" w:cs="맑은 고딕"/>
               </w:rPr>
@@ -2907,6 +3002,7 @@
             <w:r>
               <w:rPr>
                 <w:b w:val="0"/>
+                <w:i w:val="0"/>
                 <w:sz w:val="18"/>
                 <w:rFonts w:ascii="맑은 고딕" w:hAnsi="맑은 고딕" w:eastAsia="맑은 고딕" w:cs="맑은 고딕"/>
               </w:rPr>
@@ -2926,6 +3022,7 @@
             <w:r>
               <w:rPr>
                 <w:b/>
+                <w:i w:val="0"/>
                 <w:sz w:val="18"/>
                 <w:rFonts w:ascii="맑은 고딕" w:hAnsi="맑은 고딕" w:eastAsia="맑은 고딕" w:cs="맑은 고딕"/>
               </w:rPr>
@@ -2934,6 +3031,7 @@
             <w:r>
               <w:rPr>
                 <w:b w:val="0"/>
+                <w:i w:val="0"/>
                 <w:sz w:val="18"/>
                 <w:rFonts w:ascii="맑은 고딕" w:hAnsi="맑은 고딕" w:eastAsia="맑은 고딕" w:cs="맑은 고딕"/>
               </w:rPr>
@@ -3154,6 +3252,7 @@
             <w:r>
               <w:rPr>
                 <w:b w:val="0"/>
+                <w:i w:val="0"/>
                 <w:sz w:val="18"/>
                 <w:rFonts w:ascii="맑은 고딕" w:hAnsi="맑은 고딕" w:eastAsia="맑은 고딕" w:cs="맑은 고딕"/>
               </w:rPr>
@@ -3172,6 +3271,7 @@
             <w:r>
               <w:rPr>
                 <w:b w:val="0"/>
+                <w:i w:val="0"/>
                 <w:sz w:val="18"/>
                 <w:rFonts w:ascii="맑은 고딕" w:hAnsi="맑은 고딕" w:eastAsia="맑은 고딕" w:cs="맑은 고딕"/>
               </w:rPr>
@@ -3190,6 +3290,7 @@
             <w:r>
               <w:rPr>
                 <w:b w:val="0"/>
+                <w:i w:val="0"/>
                 <w:sz w:val="18"/>
                 <w:rFonts w:ascii="맑은 고딕" w:hAnsi="맑은 고딕" w:eastAsia="맑은 고딕" w:cs="맑은 고딕"/>
               </w:rPr>
@@ -3208,6 +3309,7 @@
             <w:r>
               <w:rPr>
                 <w:b w:val="0"/>
+                <w:i w:val="0"/>
                 <w:sz w:val="18"/>
                 <w:rFonts w:ascii="맑은 고딕" w:hAnsi="맑은 고딕" w:eastAsia="맑은 고딕" w:cs="맑은 고딕"/>
               </w:rPr>
@@ -3226,6 +3328,7 @@
             <w:r>
               <w:rPr>
                 <w:b w:val="0"/>
+                <w:i w:val="0"/>
                 <w:sz w:val="18"/>
                 <w:rFonts w:ascii="맑은 고딕" w:hAnsi="맑은 고딕" w:eastAsia="맑은 고딕" w:cs="맑은 고딕"/>
               </w:rPr>
@@ -3247,6 +3350,7 @@
             <w:r>
               <w:rPr>
                 <w:b w:val="0"/>
+                <w:i w:val="0"/>
                 <w:sz w:val="18"/>
                 <w:rFonts w:ascii="맑은 고딕" w:hAnsi="맑은 고딕" w:eastAsia="맑은 고딕" w:cs="맑은 고딕"/>
               </w:rPr>
@@ -3266,6 +3370,7 @@
             <w:r>
               <w:rPr>
                 <w:b w:val="0"/>
+                <w:i w:val="0"/>
                 <w:sz w:val="18"/>
                 <w:rFonts w:ascii="맑은 고딕" w:hAnsi="맑은 고딕" w:eastAsia="맑은 고딕" w:cs="맑은 고딕"/>
               </w:rPr>
@@ -3285,6 +3390,7 @@
             <w:r>
               <w:rPr>
                 <w:b w:val="0"/>
+                <w:i w:val="0"/>
                 <w:sz w:val="18"/>
                 <w:rFonts w:ascii="맑은 고딕" w:hAnsi="맑은 고딕" w:eastAsia="맑은 고딕" w:cs="맑은 고딕"/>
               </w:rPr>
@@ -3304,6 +3410,7 @@
             <w:r>
               <w:rPr>
                 <w:b w:val="0"/>
+                <w:i w:val="0"/>
                 <w:sz w:val="18"/>
                 <w:rFonts w:ascii="맑은 고딕" w:hAnsi="맑은 고딕" w:eastAsia="맑은 고딕" w:cs="맑은 고딕"/>
               </w:rPr>
@@ -3323,6 +3430,7 @@
             <w:r>
               <w:rPr>
                 <w:b w:val="0"/>
+                <w:i w:val="0"/>
                 <w:sz w:val="18"/>
                 <w:rFonts w:ascii="맑은 고딕" w:hAnsi="맑은 고딕" w:eastAsia="맑은 고딕" w:cs="맑은 고딕"/>
               </w:rPr>
@@ -3343,6 +3451,7 @@
             <w:r>
               <w:rPr>
                 <w:b w:val="0"/>
+                <w:i w:val="0"/>
                 <w:sz w:val="18"/>
                 <w:rFonts w:ascii="맑은 고딕" w:hAnsi="맑은 고딕" w:eastAsia="맑은 고딕" w:cs="맑은 고딕"/>
               </w:rPr>
@@ -3361,6 +3470,7 @@
             <w:r>
               <w:rPr>
                 <w:b w:val="0"/>
+                <w:i w:val="0"/>
                 <w:sz w:val="18"/>
                 <w:rFonts w:ascii="맑은 고딕" w:hAnsi="맑은 고딕" w:eastAsia="맑은 고딕" w:cs="맑은 고딕"/>
               </w:rPr>
@@ -3379,6 +3489,7 @@
             <w:r>
               <w:rPr>
                 <w:b w:val="0"/>
+                <w:i w:val="0"/>
                 <w:sz w:val="18"/>
                 <w:rFonts w:ascii="맑은 고딕" w:hAnsi="맑은 고딕" w:eastAsia="맑은 고딕" w:cs="맑은 고딕"/>
               </w:rPr>
@@ -3397,6 +3508,7 @@
             <w:r>
               <w:rPr>
                 <w:b w:val="0"/>
+                <w:i w:val="0"/>
                 <w:sz w:val="18"/>
                 <w:rFonts w:ascii="맑은 고딕" w:hAnsi="맑은 고딕" w:eastAsia="맑은 고딕" w:cs="맑은 고딕"/>
               </w:rPr>
@@ -3415,6 +3527,7 @@
             <w:r>
               <w:rPr>
                 <w:b w:val="0"/>
+                <w:i w:val="0"/>
                 <w:sz w:val="18"/>
                 <w:rFonts w:ascii="맑은 고딕" w:hAnsi="맑은 고딕" w:eastAsia="맑은 고딕" w:cs="맑은 고딕"/>
               </w:rPr>
@@ -3436,6 +3549,7 @@
             <w:r>
               <w:rPr>
                 <w:b w:val="0"/>
+                <w:i w:val="0"/>
                 <w:sz w:val="18"/>
                 <w:rFonts w:ascii="맑은 고딕" w:hAnsi="맑은 고딕" w:eastAsia="맑은 고딕" w:cs="맑은 고딕"/>
               </w:rPr>
@@ -3455,6 +3569,7 @@
             <w:r>
               <w:rPr>
                 <w:b w:val="0"/>
+                <w:i w:val="0"/>
                 <w:sz w:val="18"/>
                 <w:rFonts w:ascii="맑은 고딕" w:hAnsi="맑은 고딕" w:eastAsia="맑은 고딕" w:cs="맑은 고딕"/>
               </w:rPr>
@@ -3474,6 +3589,7 @@
             <w:r>
               <w:rPr>
                 <w:b w:val="0"/>
+                <w:i w:val="0"/>
                 <w:sz w:val="18"/>
                 <w:rFonts w:ascii="맑은 고딕" w:hAnsi="맑은 고딕" w:eastAsia="맑은 고딕" w:cs="맑은 고딕"/>
               </w:rPr>
@@ -3493,6 +3609,7 @@
             <w:r>
               <w:rPr>
                 <w:b w:val="0"/>
+                <w:i w:val="0"/>
                 <w:sz w:val="18"/>
                 <w:rFonts w:ascii="맑은 고딕" w:hAnsi="맑은 고딕" w:eastAsia="맑은 고딕" w:cs="맑은 고딕"/>
               </w:rPr>
@@ -3512,6 +3629,7 @@
             <w:r>
               <w:rPr>
                 <w:b w:val="0"/>
+                <w:i w:val="0"/>
                 <w:sz w:val="18"/>
                 <w:rFonts w:ascii="맑은 고딕" w:hAnsi="맑은 고딕" w:eastAsia="맑은 고딕" w:cs="맑은 고딕"/>
               </w:rPr>
@@ -3532,6 +3650,7 @@
             <w:r>
               <w:rPr>
                 <w:b w:val="0"/>
+                <w:i w:val="0"/>
                 <w:sz w:val="18"/>
                 <w:rFonts w:ascii="맑은 고딕" w:hAnsi="맑은 고딕" w:eastAsia="맑은 고딕" w:cs="맑은 고딕"/>
               </w:rPr>
@@ -3550,6 +3669,7 @@
             <w:r>
               <w:rPr>
                 <w:b w:val="0"/>
+                <w:i w:val="0"/>
                 <w:sz w:val="18"/>
                 <w:rFonts w:ascii="맑은 고딕" w:hAnsi="맑은 고딕" w:eastAsia="맑은 고딕" w:cs="맑은 고딕"/>
               </w:rPr>
@@ -3568,6 +3688,7 @@
             <w:r>
               <w:rPr>
                 <w:b w:val="0"/>
+                <w:i w:val="0"/>
                 <w:sz w:val="18"/>
                 <w:rFonts w:ascii="맑은 고딕" w:hAnsi="맑은 고딕" w:eastAsia="맑은 고딕" w:cs="맑은 고딕"/>
               </w:rPr>
@@ -3586,6 +3707,7 @@
             <w:r>
               <w:rPr>
                 <w:b/>
+                <w:i w:val="0"/>
                 <w:sz w:val="18"/>
                 <w:rFonts w:ascii="맑은 고딕" w:hAnsi="맑은 고딕" w:eastAsia="맑은 고딕" w:cs="맑은 고딕"/>
               </w:rPr>
@@ -3604,6 +3726,7 @@
             <w:r>
               <w:rPr>
                 <w:b w:val="0"/>
+                <w:i w:val="0"/>
                 <w:sz w:val="18"/>
                 <w:rFonts w:ascii="맑은 고딕" w:hAnsi="맑은 고딕" w:eastAsia="맑은 고딕" w:cs="맑은 고딕"/>
               </w:rPr>
@@ -3625,6 +3748,7 @@
             <w:r>
               <w:rPr>
                 <w:b w:val="0"/>
+                <w:i w:val="0"/>
                 <w:sz w:val="18"/>
                 <w:rFonts w:ascii="맑은 고딕" w:hAnsi="맑은 고딕" w:eastAsia="맑은 고딕" w:cs="맑은 고딕"/>
               </w:rPr>
@@ -3644,6 +3768,7 @@
             <w:r>
               <w:rPr>
                 <w:b w:val="0"/>
+                <w:i w:val="0"/>
                 <w:sz w:val="18"/>
                 <w:rFonts w:ascii="맑은 고딕" w:hAnsi="맑은 고딕" w:eastAsia="맑은 고딕" w:cs="맑은 고딕"/>
               </w:rPr>
@@ -3663,6 +3788,7 @@
             <w:r>
               <w:rPr>
                 <w:b w:val="0"/>
+                <w:i w:val="0"/>
                 <w:sz w:val="18"/>
                 <w:rFonts w:ascii="맑은 고딕" w:hAnsi="맑은 고딕" w:eastAsia="맑은 고딕" w:cs="맑은 고딕"/>
               </w:rPr>
@@ -3682,6 +3808,7 @@
             <w:r>
               <w:rPr>
                 <w:b/>
+                <w:i w:val="0"/>
                 <w:sz w:val="18"/>
                 <w:rFonts w:ascii="맑은 고딕" w:hAnsi="맑은 고딕" w:eastAsia="맑은 고딕" w:cs="맑은 고딕"/>
               </w:rPr>
@@ -3701,6 +3828,7 @@
             <w:r>
               <w:rPr>
                 <w:b w:val="0"/>
+                <w:i w:val="0"/>
                 <w:sz w:val="18"/>
                 <w:rFonts w:ascii="맑은 고딕" w:hAnsi="맑은 고딕" w:eastAsia="맑은 고딕" w:cs="맑은 고딕"/>
               </w:rPr>
@@ -3721,6 +3849,7 @@
             <w:r>
               <w:rPr>
                 <w:b w:val="0"/>
+                <w:i w:val="0"/>
                 <w:sz w:val="18"/>
                 <w:rFonts w:ascii="맑은 고딕" w:hAnsi="맑은 고딕" w:eastAsia="맑은 고딕" w:cs="맑은 고딕"/>
               </w:rPr>
@@ -3739,6 +3868,7 @@
             <w:r>
               <w:rPr>
                 <w:b w:val="0"/>
+                <w:i w:val="0"/>
                 <w:sz w:val="18"/>
                 <w:rFonts w:ascii="맑은 고딕" w:hAnsi="맑은 고딕" w:eastAsia="맑은 고딕" w:cs="맑은 고딕"/>
               </w:rPr>
@@ -3757,6 +3887,7 @@
             <w:r>
               <w:rPr>
                 <w:b w:val="0"/>
+                <w:i w:val="0"/>
                 <w:sz w:val="18"/>
                 <w:rFonts w:ascii="맑은 고딕" w:hAnsi="맑은 고딕" w:eastAsia="맑은 고딕" w:cs="맑은 고딕"/>
               </w:rPr>
@@ -3775,6 +3906,7 @@
             <w:r>
               <w:rPr>
                 <w:b w:val="0"/>
+                <w:i w:val="0"/>
                 <w:sz w:val="18"/>
                 <w:rFonts w:ascii="맑은 고딕" w:hAnsi="맑은 고딕" w:eastAsia="맑은 고딕" w:cs="맑은 고딕"/>
               </w:rPr>
@@ -3793,6 +3925,7 @@
             <w:r>
               <w:rPr>
                 <w:b w:val="0"/>
+                <w:i w:val="0"/>
                 <w:sz w:val="18"/>
                 <w:rFonts w:ascii="맑은 고딕" w:hAnsi="맑은 고딕" w:eastAsia="맑은 고딕" w:cs="맑은 고딕"/>
               </w:rPr>
@@ -3814,6 +3947,7 @@
             <w:r>
               <w:rPr>
                 <w:b w:val="0"/>
+                <w:i w:val="0"/>
                 <w:sz w:val="18"/>
                 <w:rFonts w:ascii="맑은 고딕" w:hAnsi="맑은 고딕" w:eastAsia="맑은 고딕" w:cs="맑은 고딕"/>
               </w:rPr>
@@ -3833,6 +3967,7 @@
             <w:r>
               <w:rPr>
                 <w:b w:val="0"/>
+                <w:i w:val="0"/>
                 <w:sz w:val="18"/>
                 <w:rFonts w:ascii="맑은 고딕" w:hAnsi="맑은 고딕" w:eastAsia="맑은 고딕" w:cs="맑은 고딕"/>
               </w:rPr>
@@ -3852,6 +3987,7 @@
             <w:r>
               <w:rPr>
                 <w:b w:val="0"/>
+                <w:i w:val="0"/>
                 <w:sz w:val="18"/>
                 <w:rFonts w:ascii="맑은 고딕" w:hAnsi="맑은 고딕" w:eastAsia="맑은 고딕" w:cs="맑은 고딕"/>
               </w:rPr>
@@ -3871,6 +4007,7 @@
             <w:r>
               <w:rPr>
                 <w:b w:val="0"/>
+                <w:i w:val="0"/>
                 <w:sz w:val="18"/>
                 <w:rFonts w:ascii="맑은 고딕" w:hAnsi="맑은 고딕" w:eastAsia="맑은 고딕" w:cs="맑은 고딕"/>
               </w:rPr>
@@ -3890,6 +4027,7 @@
             <w:r>
               <w:rPr>
                 <w:b w:val="0"/>
+                <w:i w:val="0"/>
                 <w:sz w:val="18"/>
                 <w:rFonts w:ascii="맑은 고딕" w:hAnsi="맑은 고딕" w:eastAsia="맑은 고딕" w:cs="맑은 고딕"/>
               </w:rPr>
@@ -3981,6 +4119,7 @@
             <w:r>
               <w:rPr>
                 <w:b/>
+                <w:i w:val="0"/>
                 <w:sz w:val="18"/>
                 <w:rFonts w:ascii="맑은 고딕" w:hAnsi="맑은 고딕" w:eastAsia="맑은 고딕" w:cs="맑은 고딕"/>
               </w:rPr>
@@ -3999,6 +4138,7 @@
             <w:r>
               <w:rPr>
                 <w:b w:val="0"/>
+                <w:i w:val="0"/>
                 <w:sz w:val="18"/>
                 <w:rFonts w:ascii="맑은 고딕" w:hAnsi="맑은 고딕" w:eastAsia="맑은 고딕" w:cs="맑은 고딕"/>
               </w:rPr>
@@ -4007,6 +4147,7 @@
             <w:r>
               <w:rPr>
                 <w:b/>
+                <w:i w:val="0"/>
                 <w:sz w:val="18"/>
                 <w:rFonts w:ascii="맑은 고딕" w:hAnsi="맑은 고딕" w:eastAsia="맑은 고딕" w:cs="맑은 고딕"/>
               </w:rPr>
@@ -4028,6 +4169,7 @@
             <w:r>
               <w:rPr>
                 <w:b/>
+                <w:i w:val="0"/>
                 <w:sz w:val="18"/>
                 <w:rFonts w:ascii="맑은 고딕" w:hAnsi="맑은 고딕" w:eastAsia="맑은 고딕" w:cs="맑은 고딕"/>
               </w:rPr>
@@ -4047,6 +4189,7 @@
             <w:r>
               <w:rPr>
                 <w:b w:val="0"/>
+                <w:i w:val="0"/>
                 <w:sz w:val="18"/>
                 <w:rFonts w:ascii="맑은 고딕" w:hAnsi="맑은 고딕" w:eastAsia="맑은 고딕" w:cs="맑은 고딕"/>
               </w:rPr>
@@ -4055,6 +4198,7 @@
             <w:r>
               <w:rPr>
                 <w:b/>
+                <w:i w:val="0"/>
                 <w:sz w:val="18"/>
                 <w:rFonts w:ascii="맑은 고딕" w:hAnsi="맑은 고딕" w:eastAsia="맑은 고딕" w:cs="맑은 고딕"/>
               </w:rPr>
@@ -4138,6 +4282,7 @@
             <w:r>
               <w:rPr>
                 <w:b w:val="0"/>
+                <w:i w:val="0"/>
                 <w:sz w:val="18"/>
                 <w:rFonts w:ascii="맑은 고딕" w:hAnsi="맑은 고딕" w:eastAsia="맑은 고딕" w:cs="맑은 고딕"/>
               </w:rPr>
@@ -4156,6 +4301,7 @@
             <w:r>
               <w:rPr>
                 <w:b w:val="0"/>
+                <w:i w:val="0"/>
                 <w:sz w:val="18"/>
                 <w:rFonts w:ascii="맑은 고딕" w:hAnsi="맑은 고딕" w:eastAsia="맑은 고딕" w:cs="맑은 고딕"/>
               </w:rPr>
@@ -4177,6 +4323,7 @@
             <w:r>
               <w:rPr>
                 <w:b w:val="0"/>
+                <w:i w:val="0"/>
                 <w:sz w:val="18"/>
                 <w:rFonts w:ascii="맑은 고딕" w:hAnsi="맑은 고딕" w:eastAsia="맑은 고딕" w:cs="맑은 고딕"/>
               </w:rPr>
@@ -4196,6 +4343,7 @@
             <w:r>
               <w:rPr>
                 <w:b w:val="0"/>
+                <w:i w:val="0"/>
                 <w:sz w:val="18"/>
                 <w:rFonts w:ascii="맑은 고딕" w:hAnsi="맑은 고딕" w:eastAsia="맑은 고딕" w:cs="맑은 고딕"/>
               </w:rPr>
@@ -4204,6 +4352,7 @@
             <w:r>
               <w:rPr>
                 <w:b/>
+                <w:i w:val="0"/>
                 <w:sz w:val="18"/>
                 <w:rFonts w:ascii="맑은 고딕" w:hAnsi="맑은 고딕" w:eastAsia="맑은 고딕" w:cs="맑은 고딕"/>
               </w:rPr>
@@ -4224,6 +4373,7 @@
             <w:r>
               <w:rPr>
                 <w:b w:val="0"/>
+                <w:i w:val="0"/>
                 <w:sz w:val="18"/>
                 <w:rFonts w:ascii="맑은 고딕" w:hAnsi="맑은 고딕" w:eastAsia="맑은 고딕" w:cs="맑은 고딕"/>
               </w:rPr>
@@ -4242,6 +4392,7 @@
             <w:r>
               <w:rPr>
                 <w:b w:val="0"/>
+                <w:i w:val="0"/>
                 <w:sz w:val="18"/>
                 <w:rFonts w:ascii="맑은 고딕" w:hAnsi="맑은 고딕" w:eastAsia="맑은 고딕" w:cs="맑은 고딕"/>
               </w:rPr>
@@ -4250,6 +4401,7 @@
             <w:r>
               <w:rPr>
                 <w:b/>
+                <w:i w:val="0"/>
                 <w:sz w:val="18"/>
                 <w:rFonts w:ascii="맑은 고딕" w:hAnsi="맑은 고딕" w:eastAsia="맑은 고딕" w:cs="맑은 고딕"/>
               </w:rPr>
@@ -4271,6 +4423,7 @@
             <w:r>
               <w:rPr>
                 <w:b w:val="0"/>
+                <w:i w:val="0"/>
                 <w:sz w:val="18"/>
                 <w:rFonts w:ascii="맑은 고딕" w:hAnsi="맑은 고딕" w:eastAsia="맑은 고딕" w:cs="맑은 고딕"/>
               </w:rPr>
@@ -4290,6 +4443,7 @@
             <w:r>
               <w:rPr>
                 <w:b w:val="0"/>
+                <w:i w:val="0"/>
                 <w:sz w:val="18"/>
                 <w:rFonts w:ascii="맑은 고딕" w:hAnsi="맑은 고딕" w:eastAsia="맑은 고딕" w:cs="맑은 고딕"/>
               </w:rPr>
@@ -4298,6 +4452,7 @@
             <w:r>
               <w:rPr>
                 <w:b/>
+                <w:i w:val="0"/>
                 <w:sz w:val="18"/>
                 <w:rFonts w:ascii="맑은 고딕" w:hAnsi="맑은 고딕" w:eastAsia="맑은 고딕" w:cs="맑은 고딕"/>
               </w:rPr>
@@ -4318,6 +4473,7 @@
             <w:r>
               <w:rPr>
                 <w:b w:val="0"/>
+                <w:i w:val="0"/>
                 <w:sz w:val="18"/>
                 <w:rFonts w:ascii="맑은 고딕" w:hAnsi="맑은 고딕" w:eastAsia="맑은 고딕" w:cs="맑은 고딕"/>
               </w:rPr>
@@ -4336,6 +4492,7 @@
             <w:r>
               <w:rPr>
                 <w:b/>
+                <w:i w:val="0"/>
                 <w:sz w:val="18"/>
                 <w:rFonts w:ascii="맑은 고딕" w:hAnsi="맑은 고딕" w:eastAsia="맑은 고딕" w:cs="맑은 고딕"/>
               </w:rPr>
@@ -4344,6 +4501,7 @@
             <w:r>
               <w:rPr>
                 <w:b w:val="0"/>
+                <w:i w:val="0"/>
                 <w:sz w:val="18"/>
                 <w:rFonts w:ascii="맑은 고딕" w:hAnsi="맑은 고딕" w:eastAsia="맑은 고딕" w:cs="맑은 고딕"/>
               </w:rPr>
@@ -4456,6 +4614,7 @@
             <w:r>
               <w:rPr>
                 <w:b/>
+                <w:i w:val="0"/>
                 <w:sz w:val="18"/>
                 <w:rFonts w:ascii="맑은 고딕" w:hAnsi="맑은 고딕" w:eastAsia="맑은 고딕" w:cs="맑은 고딕"/>
               </w:rPr>
@@ -4474,6 +4633,7 @@
             <w:r>
               <w:rPr>
                 <w:b w:val="0"/>
+                <w:i w:val="0"/>
                 <w:sz w:val="18"/>
                 <w:rFonts w:ascii="맑은 고딕" w:hAnsi="맑은 고딕" w:eastAsia="맑은 고딕" w:cs="맑은 고딕"/>
               </w:rPr>
@@ -4492,6 +4652,7 @@
             <w:r>
               <w:rPr>
                 <w:b w:val="0"/>
+                <w:i w:val="0"/>
                 <w:sz w:val="18"/>
                 <w:rFonts w:ascii="맑은 고딕" w:hAnsi="맑은 고딕" w:eastAsia="맑은 고딕" w:cs="맑은 고딕"/>
               </w:rPr>
@@ -4513,6 +4674,7 @@
             <w:r>
               <w:rPr>
                 <w:b/>
+                <w:i w:val="0"/>
                 <w:sz w:val="18"/>
                 <w:rFonts w:ascii="맑은 고딕" w:hAnsi="맑은 고딕" w:eastAsia="맑은 고딕" w:cs="맑은 고딕"/>
               </w:rPr>
@@ -4532,6 +4694,7 @@
             <w:r>
               <w:rPr>
                 <w:b w:val="0"/>
+                <w:i w:val="0"/>
                 <w:sz w:val="18"/>
                 <w:rFonts w:ascii="맑은 고딕" w:hAnsi="맑은 고딕" w:eastAsia="맑은 고딕" w:cs="맑은 고딕"/>
               </w:rPr>
@@ -4551,6 +4714,7 @@
             <w:r>
               <w:rPr>
                 <w:b w:val="0"/>
+                <w:i w:val="0"/>
                 <w:sz w:val="18"/>
                 <w:rFonts w:ascii="맑은 고딕" w:hAnsi="맑은 고딕" w:eastAsia="맑은 고딕" w:cs="맑은 고딕"/>
               </w:rPr>
@@ -4571,6 +4735,7 @@
             <w:r>
               <w:rPr>
                 <w:b/>
+                <w:i w:val="0"/>
                 <w:sz w:val="18"/>
                 <w:rFonts w:ascii="맑은 고딕" w:hAnsi="맑은 고딕" w:eastAsia="맑은 고딕" w:cs="맑은 고딕"/>
               </w:rPr>
@@ -4589,6 +4754,7 @@
             <w:r>
               <w:rPr>
                 <w:b w:val="0"/>
+                <w:i w:val="0"/>
                 <w:sz w:val="18"/>
                 <w:rFonts w:ascii="맑은 고딕" w:hAnsi="맑은 고딕" w:eastAsia="맑은 고딕" w:cs="맑은 고딕"/>
               </w:rPr>
@@ -4607,6 +4773,7 @@
             <w:r>
               <w:rPr>
                 <w:b w:val="0"/>
+                <w:i w:val="0"/>
                 <w:sz w:val="18"/>
                 <w:rFonts w:ascii="맑은 고딕" w:hAnsi="맑은 고딕" w:eastAsia="맑은 고딕" w:cs="맑은 고딕"/>
               </w:rPr>
@@ -4628,6 +4795,7 @@
             <w:r>
               <w:rPr>
                 <w:b/>
+                <w:i w:val="0"/>
                 <w:sz w:val="18"/>
                 <w:rFonts w:ascii="맑은 고딕" w:hAnsi="맑은 고딕" w:eastAsia="맑은 고딕" w:cs="맑은 고딕"/>
               </w:rPr>
@@ -4647,6 +4815,7 @@
             <w:r>
               <w:rPr>
                 <w:b w:val="0"/>
+                <w:i w:val="0"/>
                 <w:sz w:val="18"/>
                 <w:rFonts w:ascii="맑은 고딕" w:hAnsi="맑은 고딕" w:eastAsia="맑은 고딕" w:cs="맑은 고딕"/>
               </w:rPr>
@@ -4666,6 +4835,7 @@
             <w:r>
               <w:rPr>
                 <w:b w:val="0"/>
+                <w:i w:val="0"/>
                 <w:sz w:val="18"/>
                 <w:rFonts w:ascii="맑은 고딕" w:hAnsi="맑은 고딕" w:eastAsia="맑은 고딕" w:cs="맑은 고딕"/>
               </w:rPr>
@@ -4686,6 +4856,7 @@
             <w:r>
               <w:rPr>
                 <w:b/>
+                <w:i w:val="0"/>
                 <w:sz w:val="18"/>
                 <w:rFonts w:ascii="맑은 고딕" w:hAnsi="맑은 고딕" w:eastAsia="맑은 고딕" w:cs="맑은 고딕"/>
               </w:rPr>
@@ -4704,6 +4875,7 @@
             <w:r>
               <w:rPr>
                 <w:b w:val="0"/>
+                <w:i w:val="0"/>
                 <w:sz w:val="18"/>
                 <w:rFonts w:ascii="맑은 고딕" w:hAnsi="맑은 고딕" w:eastAsia="맑은 고딕" w:cs="맑은 고딕"/>
               </w:rPr>
@@ -4722,6 +4894,7 @@
             <w:r>
               <w:rPr>
                 <w:b w:val="0"/>
+                <w:i w:val="0"/>
                 <w:sz w:val="18"/>
                 <w:rFonts w:ascii="맑은 고딕" w:hAnsi="맑은 고딕" w:eastAsia="맑은 고딕" w:cs="맑은 고딕"/>
               </w:rPr>
@@ -4743,6 +4916,7 @@
             <w:r>
               <w:rPr>
                 <w:b/>
+                <w:i w:val="0"/>
                 <w:sz w:val="18"/>
                 <w:rFonts w:ascii="맑은 고딕" w:hAnsi="맑은 고딕" w:eastAsia="맑은 고딕" w:cs="맑은 고딕"/>
               </w:rPr>
@@ -4762,6 +4936,7 @@
             <w:r>
               <w:rPr>
                 <w:b w:val="0"/>
+                <w:i w:val="0"/>
                 <w:sz w:val="18"/>
                 <w:rFonts w:ascii="맑은 고딕" w:hAnsi="맑은 고딕" w:eastAsia="맑은 고딕" w:cs="맑은 고딕"/>
               </w:rPr>
@@ -4781,6 +4956,7 @@
             <w:r>
               <w:rPr>
                 <w:b w:val="0"/>
+                <w:i w:val="0"/>
                 <w:sz w:val="18"/>
                 <w:rFonts w:ascii="맑은 고딕" w:hAnsi="맑은 고딕" w:eastAsia="맑은 고딕" w:cs="맑은 고딕"/>
               </w:rPr>
@@ -4847,6 +5023,8 @@
       </w:pPr>
       <w:r>
         <w:rPr>
+          <w:b w:val="0"/>
+          <w:i w:val="0"/>
           <w:sz w:val="20"/>
           <w:rFonts w:ascii="맑은 고딕" w:hAnsi="맑은 고딕" w:eastAsia="맑은 고딕" w:cs="맑은 고딕"/>
         </w:rPr>
@@ -4861,6 +5039,8 @@
       </w:pPr>
       <w:r>
         <w:rPr>
+          <w:b w:val="0"/>
+          <w:i w:val="0"/>
           <w:sz w:val="20"/>
           <w:rFonts w:ascii="맑은 고딕" w:hAnsi="맑은 고딕" w:eastAsia="맑은 고딕" w:cs="맑은 고딕"/>
         </w:rPr>
@@ -4875,6 +5055,8 @@
       </w:pPr>
       <w:r>
         <w:rPr>
+          <w:b w:val="0"/>
+          <w:i w:val="0"/>
           <w:sz w:val="20"/>
           <w:rFonts w:ascii="맑은 고딕" w:hAnsi="맑은 고딕" w:eastAsia="맑은 고딕" w:cs="맑은 고딕"/>
         </w:rPr>
@@ -5014,6 +5196,7 @@
             <w:r>
               <w:rPr>
                 <w:b/>
+                <w:i w:val="0"/>
                 <w:sz w:val="18"/>
                 <w:rFonts w:ascii="맑은 고딕" w:hAnsi="맑은 고딕" w:eastAsia="맑은 고딕" w:cs="맑은 고딕"/>
               </w:rPr>
@@ -5032,6 +5215,7 @@
             <w:r>
               <w:rPr>
                 <w:b w:val="0"/>
+                <w:i w:val="0"/>
                 <w:sz w:val="18"/>
                 <w:rFonts w:ascii="맑은 고딕" w:hAnsi="맑은 고딕" w:eastAsia="맑은 고딕" w:cs="맑은 고딕"/>
               </w:rPr>
@@ -5050,6 +5234,7 @@
             <w:r>
               <w:rPr>
                 <w:b w:val="0"/>
+                <w:i w:val="0"/>
                 <w:sz w:val="18"/>
                 <w:rFonts w:ascii="맑은 고딕" w:hAnsi="맑은 고딕" w:eastAsia="맑은 고딕" w:cs="맑은 고딕"/>
               </w:rPr>
@@ -5068,6 +5253,7 @@
             <w:r>
               <w:rPr>
                 <w:b w:val="0"/>
+                <w:i w:val="0"/>
                 <w:sz w:val="18"/>
                 <w:rFonts w:ascii="맑은 고딕" w:hAnsi="맑은 고딕" w:eastAsia="맑은 고딕" w:cs="맑은 고딕"/>
               </w:rPr>
@@ -5089,6 +5275,7 @@
             <w:r>
               <w:rPr>
                 <w:b/>
+                <w:i w:val="0"/>
                 <w:sz w:val="18"/>
                 <w:rFonts w:ascii="맑은 고딕" w:hAnsi="맑은 고딕" w:eastAsia="맑은 고딕" w:cs="맑은 고딕"/>
               </w:rPr>
@@ -5108,6 +5295,7 @@
             <w:r>
               <w:rPr>
                 <w:b w:val="0"/>
+                <w:i w:val="0"/>
                 <w:sz w:val="18"/>
                 <w:rFonts w:ascii="맑은 고딕" w:hAnsi="맑은 고딕" w:eastAsia="맑은 고딕" w:cs="맑은 고딕"/>
               </w:rPr>
@@ -5127,6 +5315,7 @@
             <w:r>
               <w:rPr>
                 <w:b w:val="0"/>
+                <w:i w:val="0"/>
                 <w:sz w:val="18"/>
                 <w:rFonts w:ascii="맑은 고딕" w:hAnsi="맑은 고딕" w:eastAsia="맑은 고딕" w:cs="맑은 고딕"/>
               </w:rPr>
@@ -5146,6 +5335,7 @@
             <w:r>
               <w:rPr>
                 <w:b w:val="0"/>
+                <w:i w:val="0"/>
                 <w:sz w:val="18"/>
                 <w:rFonts w:ascii="맑은 고딕" w:hAnsi="맑은 고딕" w:eastAsia="맑은 고딕" w:cs="맑은 고딕"/>
               </w:rPr>
@@ -5166,6 +5356,7 @@
             <w:r>
               <w:rPr>
                 <w:b/>
+                <w:i w:val="0"/>
                 <w:sz w:val="18"/>
                 <w:rFonts w:ascii="맑은 고딕" w:hAnsi="맑은 고딕" w:eastAsia="맑은 고딕" w:cs="맑은 고딕"/>
               </w:rPr>
@@ -5184,6 +5375,7 @@
             <w:r>
               <w:rPr>
                 <w:b w:val="0"/>
+                <w:i w:val="0"/>
                 <w:sz w:val="18"/>
                 <w:rFonts w:ascii="맑은 고딕" w:hAnsi="맑은 고딕" w:eastAsia="맑은 고딕" w:cs="맑은 고딕"/>
               </w:rPr>
@@ -5202,6 +5394,7 @@
             <w:r>
               <w:rPr>
                 <w:b w:val="0"/>
+                <w:i w:val="0"/>
                 <w:sz w:val="18"/>
                 <w:rFonts w:ascii="맑은 고딕" w:hAnsi="맑은 고딕" w:eastAsia="맑은 고딕" w:cs="맑은 고딕"/>
               </w:rPr>
@@ -5220,6 +5413,7 @@
             <w:r>
               <w:rPr>
                 <w:b w:val="0"/>
+                <w:i w:val="0"/>
                 <w:sz w:val="18"/>
                 <w:rFonts w:ascii="맑은 고딕" w:hAnsi="맑은 고딕" w:eastAsia="맑은 고딕" w:cs="맑은 고딕"/>
               </w:rPr>
@@ -5241,6 +5435,7 @@
             <w:r>
               <w:rPr>
                 <w:b/>
+                <w:i w:val="0"/>
                 <w:sz w:val="18"/>
                 <w:rFonts w:ascii="맑은 고딕" w:hAnsi="맑은 고딕" w:eastAsia="맑은 고딕" w:cs="맑은 고딕"/>
               </w:rPr>
@@ -5260,6 +5455,7 @@
             <w:r>
               <w:rPr>
                 <w:b w:val="0"/>
+                <w:i w:val="0"/>
                 <w:sz w:val="18"/>
                 <w:rFonts w:ascii="맑은 고딕" w:hAnsi="맑은 고딕" w:eastAsia="맑은 고딕" w:cs="맑은 고딕"/>
               </w:rPr>
@@ -5279,6 +5475,7 @@
             <w:r>
               <w:rPr>
                 <w:b w:val="0"/>
+                <w:i w:val="0"/>
                 <w:sz w:val="18"/>
                 <w:rFonts w:ascii="맑은 고딕" w:hAnsi="맑은 고딕" w:eastAsia="맑은 고딕" w:cs="맑은 고딕"/>
               </w:rPr>
@@ -5298,6 +5495,7 @@
             <w:r>
               <w:rPr>
                 <w:b w:val="0"/>
+                <w:i w:val="0"/>
                 <w:sz w:val="18"/>
                 <w:rFonts w:ascii="맑은 고딕" w:hAnsi="맑은 고딕" w:eastAsia="맑은 고딕" w:cs="맑은 고딕"/>
               </w:rPr>
@@ -5318,6 +5516,7 @@
             <w:r>
               <w:rPr>
                 <w:b/>
+                <w:i w:val="0"/>
                 <w:sz w:val="18"/>
                 <w:rFonts w:ascii="맑은 고딕" w:hAnsi="맑은 고딕" w:eastAsia="맑은 고딕" w:cs="맑은 고딕"/>
               </w:rPr>
@@ -5336,6 +5535,7 @@
             <w:r>
               <w:rPr>
                 <w:b/>
+                <w:i w:val="0"/>
                 <w:sz w:val="18"/>
                 <w:rFonts w:ascii="맑은 고딕" w:hAnsi="맑은 고딕" w:eastAsia="맑은 고딕" w:cs="맑은 고딕"/>
               </w:rPr>
@@ -5354,6 +5554,7 @@
             <w:r>
               <w:rPr>
                 <w:b/>
+                <w:i w:val="0"/>
                 <w:sz w:val="18"/>
                 <w:rFonts w:ascii="맑은 고딕" w:hAnsi="맑은 고딕" w:eastAsia="맑은 고딕" w:cs="맑은 고딕"/>
               </w:rPr>
@@ -5372,6 +5573,7 @@
             <w:r>
               <w:rPr>
                 <w:b/>
+                <w:i w:val="0"/>
                 <w:sz w:val="18"/>
                 <w:rFonts w:ascii="맑은 고딕" w:hAnsi="맑은 고딕" w:eastAsia="맑은 고딕" w:cs="맑은 고딕"/>
               </w:rPr>
@@ -5507,6 +5709,7 @@
             <w:r>
               <w:rPr>
                 <w:b/>
+                <w:i w:val="0"/>
                 <w:sz w:val="18"/>
                 <w:rFonts w:ascii="맑은 고딕" w:hAnsi="맑은 고딕" w:eastAsia="맑은 고딕" w:cs="맑은 고딕"/>
               </w:rPr>
@@ -5525,6 +5728,7 @@
             <w:r>
               <w:rPr>
                 <w:b w:val="0"/>
+                <w:i w:val="0"/>
                 <w:sz w:val="18"/>
                 <w:rFonts w:ascii="맑은 고딕" w:hAnsi="맑은 고딕" w:eastAsia="맑은 고딕" w:cs="맑은 고딕"/>
               </w:rPr>
@@ -5533,6 +5737,7 @@
             <w:r>
               <w:rPr>
                 <w:b/>
+                <w:i w:val="0"/>
                 <w:sz w:val="18"/>
                 <w:rFonts w:ascii="맑은 고딕" w:hAnsi="맑은 고딕" w:eastAsia="맑은 고딕" w:cs="맑은 고딕"/>
               </w:rPr>
@@ -5541,6 +5746,7 @@
             <w:r>
               <w:rPr>
                 <w:b w:val="0"/>
+                <w:i w:val="0"/>
                 <w:sz w:val="18"/>
                 <w:rFonts w:ascii="맑은 고딕" w:hAnsi="맑은 고딕" w:eastAsia="맑은 고딕" w:cs="맑은 고딕"/>
               </w:rPr>
@@ -5549,6 +5755,7 @@
             <w:r>
               <w:rPr>
                 <w:b/>
+                <w:i w:val="0"/>
                 <w:sz w:val="18"/>
                 <w:rFonts w:ascii="맑은 고딕" w:hAnsi="맑은 고딕" w:eastAsia="맑은 고딕" w:cs="맑은 고딕"/>
               </w:rPr>
@@ -5557,6 +5764,7 @@
             <w:r>
               <w:rPr>
                 <w:b w:val="0"/>
+                <w:i w:val="0"/>
                 <w:sz w:val="18"/>
                 <w:rFonts w:ascii="맑은 고딕" w:hAnsi="맑은 고딕" w:eastAsia="맑은 고딕" w:cs="맑은 고딕"/>
               </w:rPr>
@@ -5578,6 +5786,7 @@
             <w:r>
               <w:rPr>
                 <w:b/>
+                <w:i w:val="0"/>
                 <w:sz w:val="18"/>
                 <w:rFonts w:ascii="맑은 고딕" w:hAnsi="맑은 고딕" w:eastAsia="맑은 고딕" w:cs="맑은 고딕"/>
               </w:rPr>
@@ -5597,6 +5806,7 @@
             <w:r>
               <w:rPr>
                 <w:b w:val="0"/>
+                <w:i w:val="0"/>
                 <w:sz w:val="18"/>
                 <w:rFonts w:ascii="맑은 고딕" w:hAnsi="맑은 고딕" w:eastAsia="맑은 고딕" w:cs="맑은 고딕"/>
               </w:rPr>
@@ -5605,6 +5815,7 @@
             <w:r>
               <w:rPr>
                 <w:b/>
+                <w:i w:val="0"/>
                 <w:sz w:val="18"/>
                 <w:rFonts w:ascii="맑은 고딕" w:hAnsi="맑은 고딕" w:eastAsia="맑은 고딕" w:cs="맑은 고딕"/>
               </w:rPr>
@@ -5613,6 +5824,7 @@
             <w:r>
               <w:rPr>
                 <w:b w:val="0"/>
+                <w:i w:val="0"/>
                 <w:sz w:val="18"/>
                 <w:rFonts w:ascii="맑은 고딕" w:hAnsi="맑은 고딕" w:eastAsia="맑은 고딕" w:cs="맑은 고딕"/>
               </w:rPr>
@@ -5633,6 +5845,7 @@
             <w:r>
               <w:rPr>
                 <w:b/>
+                <w:i w:val="0"/>
                 <w:sz w:val="18"/>
                 <w:rFonts w:ascii="맑은 고딕" w:hAnsi="맑은 고딕" w:eastAsia="맑은 고딕" w:cs="맑은 고딕"/>
               </w:rPr>
@@ -5651,6 +5864,7 @@
             <w:r>
               <w:rPr>
                 <w:b w:val="0"/>
+                <w:i w:val="0"/>
                 <w:sz w:val="18"/>
                 <w:rFonts w:ascii="맑은 고딕" w:hAnsi="맑은 고딕" w:eastAsia="맑은 고딕" w:cs="맑은 고딕"/>
               </w:rPr>
@@ -5659,6 +5873,7 @@
             <w:r>
               <w:rPr>
                 <w:b/>
+                <w:i w:val="0"/>
                 <w:sz w:val="18"/>
                 <w:rFonts w:ascii="맑은 고딕" w:hAnsi="맑은 고딕" w:eastAsia="맑은 고딕" w:cs="맑은 고딕"/>
               </w:rPr>
@@ -5813,6 +6028,7 @@
             <w:r>
               <w:rPr>
                 <w:b/>
+                <w:i w:val="0"/>
                 <w:sz w:val="18"/>
                 <w:rFonts w:ascii="맑은 고딕" w:hAnsi="맑은 고딕" w:eastAsia="맑은 고딕" w:cs="맑은 고딕"/>
               </w:rPr>
@@ -5821,6 +6037,7 @@
             <w:r>
               <w:rPr>
                 <w:b w:val="0"/>
+                <w:i w:val="0"/>
                 <w:sz w:val="18"/>
                 <w:rFonts w:ascii="맑은 고딕" w:hAnsi="맑은 고딕" w:eastAsia="맑은 고딕" w:cs="맑은 고딕"/>
               </w:rPr>
@@ -5839,6 +6056,7 @@
             <w:r>
               <w:rPr>
                 <w:b/>
+                <w:i w:val="0"/>
                 <w:sz w:val="18"/>
                 <w:rFonts w:ascii="맑은 고딕" w:hAnsi="맑은 고딕" w:eastAsia="맑은 고딕" w:cs="맑은 고딕"/>
               </w:rPr>
@@ -5847,6 +6065,7 @@
             <w:r>
               <w:rPr>
                 <w:b w:val="0"/>
+                <w:i w:val="0"/>
                 <w:sz w:val="18"/>
                 <w:rFonts w:ascii="맑은 고딕" w:hAnsi="맑은 고딕" w:eastAsia="맑은 고딕" w:cs="맑은 고딕"/>
               </w:rPr>
@@ -5865,6 +6084,7 @@
             <w:r>
               <w:rPr>
                 <w:b/>
+                <w:i w:val="0"/>
                 <w:sz w:val="18"/>
                 <w:rFonts w:ascii="맑은 고딕" w:hAnsi="맑은 고딕" w:eastAsia="맑은 고딕" w:cs="맑은 고딕"/>
               </w:rPr>
@@ -5873,6 +6093,7 @@
             <w:r>
               <w:rPr>
                 <w:b w:val="0"/>
+                <w:i w:val="0"/>
                 <w:sz w:val="18"/>
                 <w:rFonts w:ascii="맑은 고딕" w:hAnsi="맑은 고딕" w:eastAsia="맑은 고딕" w:cs="맑은 고딕"/>
               </w:rPr>
@@ -5881,6 +6102,7 @@
             <w:r>
               <w:rPr>
                 <w:b/>
+                <w:i w:val="0"/>
                 <w:sz w:val="18"/>
                 <w:rFonts w:ascii="맑은 고딕" w:hAnsi="맑은 고딕" w:eastAsia="맑은 고딕" w:cs="맑은 고딕"/>
               </w:rPr>
@@ -5889,6 +6111,7 @@
             <w:r>
               <w:rPr>
                 <w:b w:val="0"/>
+                <w:i w:val="0"/>
                 <w:sz w:val="18"/>
                 <w:rFonts w:ascii="맑은 고딕" w:hAnsi="맑은 고딕" w:eastAsia="맑은 고딕" w:cs="맑은 고딕"/>
               </w:rPr>
@@ -6073,6 +6296,7 @@
             <w:r>
               <w:rPr>
                 <w:b/>
+                <w:i w:val="0"/>
                 <w:sz w:val="18"/>
                 <w:rFonts w:ascii="맑은 고딕" w:hAnsi="맑은 고딕" w:eastAsia="맑은 고딕" w:cs="맑은 고딕"/>
               </w:rPr>
@@ -6091,6 +6315,7 @@
             <w:r>
               <w:rPr>
                 <w:b/>
+                <w:i w:val="0"/>
                 <w:sz w:val="18"/>
                 <w:rFonts w:ascii="맑은 고딕" w:hAnsi="맑은 고딕" w:eastAsia="맑은 고딕" w:cs="맑은 고딕"/>
               </w:rPr>
@@ -6109,6 +6334,7 @@
             <w:r>
               <w:rPr>
                 <w:b w:val="0"/>
+                <w:i w:val="0"/>
                 <w:sz w:val="18"/>
                 <w:rFonts w:ascii="맑은 고딕" w:hAnsi="맑은 고딕" w:eastAsia="맑은 고딕" w:cs="맑은 고딕"/>
               </w:rPr>
@@ -6117,6 +6343,7 @@
             <w:r>
               <w:rPr>
                 <w:b/>
+                <w:i w:val="0"/>
                 <w:sz w:val="18"/>
                 <w:rFonts w:ascii="맑은 고딕" w:hAnsi="맑은 고딕" w:eastAsia="맑은 고딕" w:cs="맑은 고딕"/>
               </w:rPr>
@@ -6138,6 +6365,7 @@
             <w:r>
               <w:rPr>
                 <w:b/>
+                <w:i w:val="0"/>
                 <w:sz w:val="18"/>
                 <w:rFonts w:ascii="맑은 고딕" w:hAnsi="맑은 고딕" w:eastAsia="맑은 고딕" w:cs="맑은 고딕"/>
               </w:rPr>
@@ -6157,6 +6385,7 @@
             <w:r>
               <w:rPr>
                 <w:b/>
+                <w:i w:val="0"/>
                 <w:sz w:val="18"/>
                 <w:rFonts w:ascii="맑은 고딕" w:hAnsi="맑은 고딕" w:eastAsia="맑은 고딕" w:cs="맑은 고딕"/>
               </w:rPr>
@@ -6176,6 +6405,7 @@
             <w:r>
               <w:rPr>
                 <w:b w:val="0"/>
+                <w:i w:val="0"/>
                 <w:sz w:val="18"/>
                 <w:rFonts w:ascii="맑은 고딕" w:hAnsi="맑은 고딕" w:eastAsia="맑은 고딕" w:cs="맑은 고딕"/>
               </w:rPr>
@@ -6196,6 +6426,7 @@
             <w:r>
               <w:rPr>
                 <w:b/>
+                <w:i w:val="0"/>
                 <w:sz w:val="18"/>
                 <w:rFonts w:ascii="맑은 고딕" w:hAnsi="맑은 고딕" w:eastAsia="맑은 고딕" w:cs="맑은 고딕"/>
               </w:rPr>
@@ -6214,6 +6445,7 @@
             <w:r>
               <w:rPr>
                 <w:b/>
+                <w:i w:val="0"/>
                 <w:sz w:val="18"/>
                 <w:rFonts w:ascii="맑은 고딕" w:hAnsi="맑은 고딕" w:eastAsia="맑은 고딕" w:cs="맑은 고딕"/>
               </w:rPr>
@@ -6232,6 +6464,7 @@
             <w:r>
               <w:rPr>
                 <w:b w:val="0"/>
+                <w:i w:val="0"/>
                 <w:sz w:val="18"/>
                 <w:rFonts w:ascii="맑은 고딕" w:hAnsi="맑은 고딕" w:eastAsia="맑은 고딕" w:cs="맑은 고딕"/>
               </w:rPr>
@@ -6253,6 +6486,7 @@
             <w:r>
               <w:rPr>
                 <w:b/>
+                <w:i w:val="0"/>
                 <w:sz w:val="18"/>
                 <w:rFonts w:ascii="맑은 고딕" w:hAnsi="맑은 고딕" w:eastAsia="맑은 고딕" w:cs="맑은 고딕"/>
               </w:rPr>
@@ -6272,6 +6506,7 @@
             <w:r>
               <w:rPr>
                 <w:b/>
+                <w:i w:val="0"/>
                 <w:sz w:val="18"/>
                 <w:rFonts w:ascii="맑은 고딕" w:hAnsi="맑은 고딕" w:eastAsia="맑은 고딕" w:cs="맑은 고딕"/>
               </w:rPr>
@@ -6291,6 +6526,7 @@
             <w:r>
               <w:rPr>
                 <w:b w:val="0"/>
+                <w:i w:val="0"/>
                 <w:sz w:val="18"/>
                 <w:rFonts w:ascii="맑은 고딕" w:hAnsi="맑은 고딕" w:eastAsia="맑은 고딕" w:cs="맑은 고딕"/>
               </w:rPr>
@@ -6299,6 +6535,7 @@
             <w:r>
               <w:rPr>
                 <w:b/>
+                <w:i w:val="0"/>
                 <w:sz w:val="18"/>
                 <w:rFonts w:ascii="맑은 고딕" w:hAnsi="맑은 고딕" w:eastAsia="맑은 고딕" w:cs="맑은 고딕"/>
               </w:rPr>
@@ -6319,6 +6556,7 @@
             <w:r>
               <w:rPr>
                 <w:b/>
+                <w:i w:val="0"/>
                 <w:sz w:val="18"/>
                 <w:rFonts w:ascii="맑은 고딕" w:hAnsi="맑은 고딕" w:eastAsia="맑은 고딕" w:cs="맑은 고딕"/>
               </w:rPr>
@@ -6337,6 +6575,7 @@
             <w:r>
               <w:rPr>
                 <w:b/>
+                <w:i w:val="0"/>
                 <w:sz w:val="18"/>
                 <w:rFonts w:ascii="맑은 고딕" w:hAnsi="맑은 고딕" w:eastAsia="맑은 고딕" w:cs="맑은 고딕"/>
               </w:rPr>
@@ -6355,6 +6594,7 @@
             <w:r>
               <w:rPr>
                 <w:b w:val="0"/>
+                <w:i w:val="0"/>
                 <w:sz w:val="18"/>
                 <w:rFonts w:ascii="맑은 고딕" w:hAnsi="맑은 고딕" w:eastAsia="맑은 고딕" w:cs="맑은 고딕"/>
               </w:rPr>
@@ -6377,6 +6617,8 @@
       </w:pPr>
       <w:r>
         <w:rPr>
+          <w:b w:val="0"/>
+          <w:i w:val="0"/>
           <w:sz w:val="20"/>
           <w:rFonts w:ascii="맑은 고딕" w:hAnsi="맑은 고딕" w:eastAsia="맑은 고딕" w:cs="맑은 고딕"/>
         </w:rPr>
@@ -6391,6 +6633,8 @@
       </w:pPr>
       <w:r>
         <w:rPr>
+          <w:b w:val="0"/>
+          <w:i w:val="0"/>
           <w:sz w:val="20"/>
           <w:rFonts w:ascii="맑은 고딕" w:hAnsi="맑은 고딕" w:eastAsia="맑은 고딕" w:cs="맑은 고딕"/>
         </w:rPr>
@@ -6546,6 +6790,7 @@
             <w:r>
               <w:rPr>
                 <w:b/>
+                <w:i w:val="0"/>
                 <w:sz w:val="18"/>
                 <w:rFonts w:ascii="맑은 고딕" w:hAnsi="맑은 고딕" w:eastAsia="맑은 고딕" w:cs="맑은 고딕"/>
               </w:rPr>
@@ -6564,6 +6809,7 @@
             <w:r>
               <w:rPr>
                 <w:b/>
+                <w:i w:val="0"/>
                 <w:sz w:val="18"/>
                 <w:rFonts w:ascii="맑은 고딕" w:hAnsi="맑은 고딕" w:eastAsia="맑은 고딕" w:cs="맑은 고딕"/>
               </w:rPr>
@@ -6585,6 +6831,7 @@
             <w:r>
               <w:rPr>
                 <w:b/>
+                <w:i w:val="0"/>
                 <w:sz w:val="18"/>
                 <w:rFonts w:ascii="맑은 고딕" w:hAnsi="맑은 고딕" w:eastAsia="맑은 고딕" w:cs="맑은 고딕"/>
               </w:rPr>
@@ -6604,6 +6851,7 @@
             <w:r>
               <w:rPr>
                 <w:b/>
+                <w:i w:val="0"/>
                 <w:sz w:val="18"/>
                 <w:rFonts w:ascii="맑은 고딕" w:hAnsi="맑은 고딕" w:eastAsia="맑은 고딕" w:cs="맑은 고딕"/>
               </w:rPr>
@@ -6714,10 +6962,30 @@
       </w:pPr>
       <w:r>
         <w:rPr>
+          <w:b w:val="0"/>
+          <w:i w:val="0"/>
           <w:sz w:val="20"/>
           <w:rFonts w:ascii="맑은 고딕" w:hAnsi="맑은 고딕" w:eastAsia="맑은 고딕" w:cs="맑은 고딕"/>
         </w:rPr>
-        <w:t>그 아래에 약 **3,000개**의 서로 다른 라이선스 텀이 존재</w:t>
+        <w:t xml:space="preserve">그 아래에 약 </w:t>
+      </w:r>
+      <w:r>
+        <w:rPr>
+          <w:b/>
+          <w:i w:val="0"/>
+          <w:sz w:val="20"/>
+          <w:rFonts w:ascii="맑은 고딕" w:hAnsi="맑은 고딕" w:eastAsia="맑은 고딕" w:cs="맑은 고딕"/>
+        </w:rPr>
+        <w:t>3,000개</w:t>
+      </w:r>
+      <w:r>
+        <w:rPr>
+          <w:b w:val="0"/>
+          <w:i w:val="0"/>
+          <w:sz w:val="20"/>
+          <w:rFonts w:ascii="맑은 고딕" w:hAnsi="맑은 고딕" w:eastAsia="맑은 고딕" w:cs="맑은 고딕"/>
+        </w:rPr>
+        <w:t>의 서로 다른 라이선스 텀이 존재</w:t>
       </w:r>
     </w:p>
     <w:p>
@@ -6728,10 +6996,30 @@
       </w:pPr>
       <w:r>
         <w:rPr>
+          <w:b w:val="0"/>
+          <w:i w:val="0"/>
           <w:sz w:val="20"/>
           <w:rFonts w:ascii="맑은 고딕" w:hAnsi="맑은 고딕" w:eastAsia="맑은 고딕" w:cs="맑은 고딕"/>
         </w:rPr>
-        <w:t>그중에는 **「이 데이터를 절대 AI 학습에 사용하지 마세요」**, 「non-commercial 용도로만 사용 가능」 같은 조건이 다수</w:t>
+        <w:t xml:space="preserve">그중에는 </w:t>
+      </w:r>
+      <w:r>
+        <w:rPr>
+          <w:b/>
+          <w:i w:val="0"/>
+          <w:sz w:val="20"/>
+          <w:rFonts w:ascii="맑은 고딕" w:hAnsi="맑은 고딕" w:eastAsia="맑은 고딕" w:cs="맑은 고딕"/>
+        </w:rPr>
+        <w:t>「이 데이터를 절대 AI 학습에 사용하지 마세요」</w:t>
+      </w:r>
+      <w:r>
+        <w:rPr>
+          <w:b w:val="0"/>
+          <w:i w:val="0"/>
+          <w:sz w:val="20"/>
+          <w:rFonts w:ascii="맑은 고딕" w:hAnsi="맑은 고딕" w:eastAsia="맑은 고딕" w:cs="맑은 고딕"/>
+        </w:rPr>
+        <w:t>, 「non-commercial 용도로만 사용 가능」 같은 조건이 다수</w:t>
       </w:r>
     </w:p>
     <w:p>
@@ -6742,10 +7030,30 @@
       </w:pPr>
       <w:r>
         <w:rPr>
+          <w:b w:val="0"/>
+          <w:i w:val="0"/>
           <w:sz w:val="20"/>
           <w:rFonts w:ascii="맑은 고딕" w:hAnsi="맑은 고딕" w:eastAsia="맑은 고딕" w:cs="맑은 고딕"/>
         </w:rPr>
-        <w:t>이미 소송에 걸려 있거나 판결을 앞둔 **위험 데이터셋**도 포함</w:t>
+        <w:t xml:space="preserve">이미 소송에 걸려 있거나 판결을 앞둔 </w:t>
+      </w:r>
+      <w:r>
+        <w:rPr>
+          <w:b/>
+          <w:i w:val="0"/>
+          <w:sz w:val="20"/>
+          <w:rFonts w:ascii="맑은 고딕" w:hAnsi="맑은 고딕" w:eastAsia="맑은 고딕" w:cs="맑은 고딕"/>
+        </w:rPr>
+        <w:t>위험 데이터셋</w:t>
+      </w:r>
+      <w:r>
+        <w:rPr>
+          <w:b w:val="0"/>
+          <w:i w:val="0"/>
+          <w:sz w:val="20"/>
+          <w:rFonts w:ascii="맑은 고딕" w:hAnsi="맑은 고딕" w:eastAsia="맑은 고딕" w:cs="맑은 고딕"/>
+        </w:rPr>
+        <w:t>도 포함</w:t>
       </w:r>
     </w:p>
     <w:p>
@@ -6858,6 +7166,8 @@
       </w:r>
       <w:r>
         <w:rPr>
+          <w:b w:val="0"/>
+          <w:i w:val="0"/>
           <w:sz w:val="20"/>
           <w:rFonts w:ascii="맑은 고딕" w:hAnsi="맑은 고딕" w:eastAsia="맑은 고딕" w:cs="맑은 고딕"/>
         </w:rPr>
@@ -6879,6 +7189,8 @@
       </w:r>
       <w:r>
         <w:rPr>
+          <w:b w:val="0"/>
+          <w:i w:val="0"/>
           <w:sz w:val="20"/>
           <w:rFonts w:ascii="맑은 고딕" w:hAnsi="맑은 고딕" w:eastAsia="맑은 고딕" w:cs="맑은 고딕"/>
         </w:rPr>
@@ -6900,6 +7212,8 @@
       </w:r>
       <w:r>
         <w:rPr>
+          <w:b w:val="0"/>
+          <w:i w:val="0"/>
           <w:sz w:val="20"/>
           <w:rFonts w:ascii="맑은 고딕" w:hAnsi="맑은 고딕" w:eastAsia="맑은 고딕" w:cs="맑은 고딕"/>
         </w:rPr>
@@ -6921,6 +7235,8 @@
       </w:r>
       <w:r>
         <w:rPr>
+          <w:b w:val="0"/>
+          <w:i w:val="0"/>
           <w:sz w:val="20"/>
           <w:rFonts w:ascii="맑은 고딕" w:hAnsi="맑은 고딕" w:eastAsia="맑은 고딕" w:cs="맑은 고딕"/>
         </w:rPr>
@@ -6942,6 +7258,8 @@
       </w:r>
       <w:r>
         <w:rPr>
+          <w:b w:val="0"/>
+          <w:i w:val="0"/>
           <w:sz w:val="20"/>
           <w:rFonts w:ascii="맑은 고딕" w:hAnsi="맑은 고딕" w:eastAsia="맑은 고딕" w:cs="맑은 고딕"/>
         </w:rPr>
@@ -6963,6 +7281,8 @@
       </w:r>
       <w:r>
         <w:rPr>
+          <w:b w:val="0"/>
+          <w:i w:val="0"/>
           <w:sz w:val="20"/>
           <w:rFonts w:ascii="맑은 고딕" w:hAnsi="맑은 고딕" w:eastAsia="맑은 고딕" w:cs="맑은 고딕"/>
         </w:rPr>
@@ -7104,6 +7424,7 @@
             <w:r>
               <w:rPr>
                 <w:b/>
+                <w:i w:val="0"/>
                 <w:sz w:val="18"/>
                 <w:rFonts w:ascii="맑은 고딕" w:hAnsi="맑은 고딕" w:eastAsia="맑은 고딕" w:cs="맑은 고딕"/>
               </w:rPr>
@@ -7122,6 +7443,7 @@
             <w:r>
               <w:rPr>
                 <w:b w:val="0"/>
+                <w:i w:val="0"/>
                 <w:sz w:val="18"/>
                 <w:rFonts w:ascii="맑은 고딕" w:hAnsi="맑은 고딕" w:eastAsia="맑은 고딕" w:cs="맑은 고딕"/>
               </w:rPr>
@@ -7143,6 +7465,7 @@
             <w:r>
               <w:rPr>
                 <w:b/>
+                <w:i w:val="0"/>
                 <w:sz w:val="18"/>
                 <w:rFonts w:ascii="맑은 고딕" w:hAnsi="맑은 고딕" w:eastAsia="맑은 고딕" w:cs="맑은 고딕"/>
               </w:rPr>
@@ -7162,6 +7485,7 @@
             <w:r>
               <w:rPr>
                 <w:b w:val="0"/>
+                <w:i w:val="0"/>
                 <w:sz w:val="18"/>
                 <w:rFonts w:ascii="맑은 고딕" w:hAnsi="맑은 고딕" w:eastAsia="맑은 고딕" w:cs="맑은 고딕"/>
               </w:rPr>
@@ -7170,6 +7494,7 @@
             <w:r>
               <w:rPr>
                 <w:b/>
+                <w:i w:val="0"/>
                 <w:sz w:val="18"/>
                 <w:rFonts w:ascii="맑은 고딕" w:hAnsi="맑은 고딕" w:eastAsia="맑은 고딕" w:cs="맑은 고딕"/>
               </w:rPr>
@@ -7178,6 +7503,7 @@
             <w:r>
               <w:rPr>
                 <w:b w:val="0"/>
+                <w:i w:val="0"/>
                 <w:sz w:val="18"/>
                 <w:rFonts w:ascii="맑은 고딕" w:hAnsi="맑은 고딕" w:eastAsia="맑은 고딕" w:cs="맑은 고딕"/>
               </w:rPr>
@@ -7198,6 +7524,7 @@
             <w:r>
               <w:rPr>
                 <w:b/>
+                <w:i w:val="0"/>
                 <w:sz w:val="18"/>
                 <w:rFonts w:ascii="맑은 고딕" w:hAnsi="맑은 고딕" w:eastAsia="맑은 고딕" w:cs="맑은 고딕"/>
               </w:rPr>
@@ -7216,6 +7543,7 @@
             <w:r>
               <w:rPr>
                 <w:b w:val="0"/>
+                <w:i w:val="0"/>
                 <w:sz w:val="18"/>
                 <w:rFonts w:ascii="맑은 고딕" w:hAnsi="맑은 고딕" w:eastAsia="맑은 고딕" w:cs="맑은 고딕"/>
               </w:rPr>
@@ -7224,6 +7552,7 @@
             <w:r>
               <w:rPr>
                 <w:b/>
+                <w:i w:val="0"/>
                 <w:sz w:val="18"/>
                 <w:rFonts w:ascii="맑은 고딕" w:hAnsi="맑은 고딕" w:eastAsia="맑은 고딕" w:cs="맑은 고딕"/>
               </w:rPr>
@@ -7232,6 +7561,7 @@
             <w:r>
               <w:rPr>
                 <w:b w:val="0"/>
+                <w:i w:val="0"/>
                 <w:sz w:val="18"/>
                 <w:rFonts w:ascii="맑은 고딕" w:hAnsi="맑은 고딕" w:eastAsia="맑은 고딕" w:cs="맑은 고딕"/>
               </w:rPr>
@@ -7315,6 +7645,7 @@
             <w:r>
               <w:rPr>
                 <w:b/>
+                <w:i w:val="0"/>
                 <w:sz w:val="18"/>
                 <w:rFonts w:ascii="맑은 고딕" w:hAnsi="맑은 고딕" w:eastAsia="맑은 고딕" w:cs="맑은 고딕"/>
               </w:rPr>
@@ -7333,6 +7664,7 @@
             <w:r>
               <w:rPr>
                 <w:b/>
+                <w:i w:val="0"/>
                 <w:sz w:val="18"/>
                 <w:rFonts w:ascii="맑은 고딕" w:hAnsi="맑은 고딕" w:eastAsia="맑은 고딕" w:cs="맑은 고딕"/>
               </w:rPr>
@@ -7354,6 +7686,7 @@
             <w:r>
               <w:rPr>
                 <w:b/>
+                <w:i w:val="0"/>
                 <w:sz w:val="18"/>
                 <w:rFonts w:ascii="맑은 고딕" w:hAnsi="맑은 고딕" w:eastAsia="맑은 고딕" w:cs="맑은 고딕"/>
               </w:rPr>
@@ -7373,6 +7706,7 @@
             <w:r>
               <w:rPr>
                 <w:b/>
+                <w:i w:val="0"/>
                 <w:sz w:val="18"/>
                 <w:rFonts w:ascii="맑은 고딕" w:hAnsi="맑은 고딕" w:eastAsia="맑은 고딕" w:cs="맑은 고딕"/>
               </w:rPr>
@@ -7536,6 +7870,7 @@
             <w:r>
               <w:rPr>
                 <w:b/>
+                <w:i w:val="0"/>
                 <w:sz w:val="18"/>
                 <w:rFonts w:ascii="맑은 고딕" w:hAnsi="맑은 고딕" w:eastAsia="맑은 고딕" w:cs="맑은 고딕"/>
               </w:rPr>
@@ -7554,6 +7889,7 @@
             <w:r>
               <w:rPr>
                 <w:b w:val="0"/>
+                <w:i w:val="0"/>
                 <w:sz w:val="18"/>
                 <w:rFonts w:ascii="맑은 고딕" w:hAnsi="맑은 고딕" w:eastAsia="맑은 고딕" w:cs="맑은 고딕"/>
               </w:rPr>
@@ -7562,6 +7898,7 @@
             <w:r>
               <w:rPr>
                 <w:b/>
+                <w:i w:val="0"/>
                 <w:sz w:val="18"/>
                 <w:rFonts w:ascii="맑은 고딕" w:hAnsi="맑은 고딕" w:eastAsia="맑은 고딕" w:cs="맑은 고딕"/>
               </w:rPr>
@@ -7583,6 +7920,7 @@
             <w:r>
               <w:rPr>
                 <w:b/>
+                <w:i w:val="0"/>
                 <w:sz w:val="18"/>
                 <w:rFonts w:ascii="맑은 고딕" w:hAnsi="맑은 고딕" w:eastAsia="맑은 고딕" w:cs="맑은 고딕"/>
               </w:rPr>
@@ -7602,6 +7940,7 @@
             <w:r>
               <w:rPr>
                 <w:b/>
+                <w:i w:val="0"/>
                 <w:sz w:val="18"/>
                 <w:rFonts w:ascii="맑은 고딕" w:hAnsi="맑은 고딕" w:eastAsia="맑은 고딕" w:cs="맑은 고딕"/>
               </w:rPr>
@@ -7766,6 +8105,7 @@
             <w:r>
               <w:rPr>
                 <w:b/>
+                <w:i w:val="0"/>
                 <w:sz w:val="18"/>
                 <w:rFonts w:ascii="맑은 고딕" w:hAnsi="맑은 고딕" w:eastAsia="맑은 고딕" w:cs="맑은 고딕"/>
               </w:rPr>
@@ -7784,6 +8124,7 @@
             <w:r>
               <w:rPr>
                 <w:b w:val="0"/>
+                <w:i w:val="0"/>
                 <w:sz w:val="18"/>
                 <w:rFonts w:ascii="맑은 고딕" w:hAnsi="맑은 고딕" w:eastAsia="맑은 고딕" w:cs="맑은 고딕"/>
               </w:rPr>
@@ -7805,6 +8146,7 @@
             <w:r>
               <w:rPr>
                 <w:b/>
+                <w:i w:val="0"/>
                 <w:sz w:val="18"/>
                 <w:rFonts w:ascii="맑은 고딕" w:hAnsi="맑은 고딕" w:eastAsia="맑은 고딕" w:cs="맑은 고딕"/>
               </w:rPr>
@@ -7824,6 +8166,7 @@
             <w:r>
               <w:rPr>
                 <w:b w:val="0"/>
+                <w:i w:val="0"/>
                 <w:sz w:val="18"/>
                 <w:rFonts w:ascii="맑은 고딕" w:hAnsi="맑은 고딕" w:eastAsia="맑은 고딕" w:cs="맑은 고딕"/>
               </w:rPr>
@@ -7844,6 +8187,7 @@
             <w:r>
               <w:rPr>
                 <w:b/>
+                <w:i w:val="0"/>
                 <w:sz w:val="18"/>
                 <w:rFonts w:ascii="맑은 고딕" w:hAnsi="맑은 고딕" w:eastAsia="맑은 고딕" w:cs="맑은 고딕"/>
               </w:rPr>
@@ -7862,6 +8206,7 @@
             <w:r>
               <w:rPr>
                 <w:b w:val="0"/>
+                <w:i w:val="0"/>
                 <w:sz w:val="18"/>
                 <w:rFonts w:ascii="맑은 고딕" w:hAnsi="맑은 고딕" w:eastAsia="맑은 고딕" w:cs="맑은 고딕"/>
               </w:rPr>
@@ -7883,6 +8228,7 @@
             <w:r>
               <w:rPr>
                 <w:b/>
+                <w:i w:val="0"/>
                 <w:sz w:val="18"/>
                 <w:rFonts w:ascii="맑은 고딕" w:hAnsi="맑은 고딕" w:eastAsia="맑은 고딕" w:cs="맑은 고딕"/>
               </w:rPr>
@@ -7902,6 +8248,7 @@
             <w:r>
               <w:rPr>
                 <w:b w:val="0"/>
+                <w:i w:val="0"/>
                 <w:sz w:val="18"/>
                 <w:rFonts w:ascii="맑은 고딕" w:hAnsi="맑은 고딕" w:eastAsia="맑은 고딕" w:cs="맑은 고딕"/>
               </w:rPr>
@@ -7932,6 +8279,8 @@
       </w:r>
       <w:r>
         <w:rPr>
+          <w:b w:val="0"/>
+          <w:i w:val="0"/>
           <w:sz w:val="20"/>
           <w:rFonts w:ascii="맑은 고딕" w:hAnsi="맑은 고딕" w:eastAsia="맑은 고딕" w:cs="맑은 고딕"/>
         </w:rPr>
@@ -7954,6 +8303,8 @@
       </w:r>
       <w:r>
         <w:rPr>
+          <w:b w:val="0"/>
+          <w:i w:val="0"/>
           <w:sz w:val="20"/>
           <w:rFonts w:ascii="맑은 고딕" w:hAnsi="맑은 고딕" w:eastAsia="맑은 고딕" w:cs="맑은 고딕"/>
         </w:rPr>
@@ -8136,6 +8487,7 @@
             <w:r>
               <w:rPr>
                 <w:b w:val="0"/>
+                <w:i w:val="0"/>
                 <w:sz w:val="18"/>
                 <w:rFonts w:ascii="맑은 고딕" w:hAnsi="맑은 고딕" w:eastAsia="맑은 고딕" w:cs="맑은 고딕"/>
               </w:rPr>
@@ -8154,6 +8506,7 @@
             <w:r>
               <w:rPr>
                 <w:b/>
+                <w:i w:val="0"/>
                 <w:sz w:val="18"/>
                 <w:rFonts w:ascii="맑은 고딕" w:hAnsi="맑은 고딕" w:eastAsia="맑은 고딕" w:cs="맑은 고딕"/>
               </w:rPr>
@@ -8162,6 +8515,7 @@
             <w:r>
               <w:rPr>
                 <w:b w:val="0"/>
+                <w:i w:val="0"/>
                 <w:sz w:val="18"/>
                 <w:rFonts w:ascii="맑은 고딕" w:hAnsi="맑은 고딕" w:eastAsia="맑은 고딕" w:cs="맑은 고딕"/>
               </w:rPr>
@@ -8170,6 +8524,7 @@
             <w:r>
               <w:rPr>
                 <w:b/>
+                <w:i w:val="0"/>
                 <w:sz w:val="18"/>
                 <w:rFonts w:ascii="맑은 고딕" w:hAnsi="맑은 고딕" w:eastAsia="맑은 고딕" w:cs="맑은 고딕"/>
               </w:rPr>
@@ -8178,6 +8533,7 @@
             <w:r>
               <w:rPr>
                 <w:b w:val="0"/>
+                <w:i w:val="0"/>
                 <w:sz w:val="18"/>
                 <w:rFonts w:ascii="맑은 고딕" w:hAnsi="맑은 고딕" w:eastAsia="맑은 고딕" w:cs="맑은 고딕"/>
               </w:rPr>
@@ -8196,6 +8552,7 @@
             <w:r>
               <w:rPr>
                 <w:b w:val="0"/>
+                <w:i w:val="0"/>
                 <w:sz w:val="18"/>
                 <w:rFonts w:ascii="맑은 고딕" w:hAnsi="맑은 고딕" w:eastAsia="맑은 고딕" w:cs="맑은 고딕"/>
               </w:rPr>
@@ -8217,6 +8574,7 @@
             <w:r>
               <w:rPr>
                 <w:b w:val="0"/>
+                <w:i w:val="0"/>
                 <w:sz w:val="18"/>
                 <w:rFonts w:ascii="맑은 고딕" w:hAnsi="맑은 고딕" w:eastAsia="맑은 고딕" w:cs="맑은 고딕"/>
               </w:rPr>
@@ -8236,6 +8594,7 @@
             <w:r>
               <w:rPr>
                 <w:b w:val="0"/>
+                <w:i w:val="0"/>
                 <w:sz w:val="18"/>
                 <w:rFonts w:ascii="맑은 고딕" w:hAnsi="맑은 고딕" w:eastAsia="맑은 고딕" w:cs="맑은 고딕"/>
               </w:rPr>
@@ -8244,6 +8603,7 @@
             <w:r>
               <w:rPr>
                 <w:b/>
+                <w:i w:val="0"/>
                 <w:sz w:val="18"/>
                 <w:rFonts w:ascii="맑은 고딕" w:hAnsi="맑은 고딕" w:eastAsia="맑은 고딕" w:cs="맑은 고딕"/>
               </w:rPr>
@@ -8252,6 +8612,7 @@
             <w:r>
               <w:rPr>
                 <w:b w:val="0"/>
+                <w:i w:val="0"/>
                 <w:sz w:val="18"/>
                 <w:rFonts w:ascii="맑은 고딕" w:hAnsi="맑은 고딕" w:eastAsia="맑은 고딕" w:cs="맑은 고딕"/>
               </w:rPr>
@@ -8260,6 +8621,7 @@
             <w:r>
               <w:rPr>
                 <w:b/>
+                <w:i w:val="0"/>
                 <w:sz w:val="18"/>
                 <w:rFonts w:ascii="맑은 고딕" w:hAnsi="맑은 고딕" w:eastAsia="맑은 고딕" w:cs="맑은 고딕"/>
               </w:rPr>
@@ -8268,6 +8630,7 @@
             <w:r>
               <w:rPr>
                 <w:b w:val="0"/>
+                <w:i w:val="0"/>
                 <w:sz w:val="18"/>
                 <w:rFonts w:ascii="맑은 고딕" w:hAnsi="맑은 고딕" w:eastAsia="맑은 고딕" w:cs="맑은 고딕"/>
               </w:rPr>
@@ -8287,6 +8650,7 @@
             <w:r>
               <w:rPr>
                 <w:b w:val="0"/>
+                <w:i w:val="0"/>
                 <w:sz w:val="18"/>
                 <w:rFonts w:ascii="맑은 고딕" w:hAnsi="맑은 고딕" w:eastAsia="맑은 고딕" w:cs="맑은 고딕"/>
               </w:rPr>
@@ -8307,6 +8671,7 @@
             <w:r>
               <w:rPr>
                 <w:b w:val="0"/>
+                <w:i w:val="0"/>
                 <w:sz w:val="18"/>
                 <w:rFonts w:ascii="맑은 고딕" w:hAnsi="맑은 고딕" w:eastAsia="맑은 고딕" w:cs="맑은 고딕"/>
               </w:rPr>
@@ -8325,6 +8690,7 @@
             <w:r>
               <w:rPr>
                 <w:b w:val="0"/>
+                <w:i w:val="0"/>
                 <w:sz w:val="18"/>
                 <w:rFonts w:ascii="맑은 고딕" w:hAnsi="맑은 고딕" w:eastAsia="맑은 고딕" w:cs="맑은 고딕"/>
               </w:rPr>
@@ -8333,6 +8699,7 @@
             <w:r>
               <w:rPr>
                 <w:b/>
+                <w:i w:val="0"/>
                 <w:sz w:val="18"/>
                 <w:rFonts w:ascii="맑은 고딕" w:hAnsi="맑은 고딕" w:eastAsia="맑은 고딕" w:cs="맑은 고딕"/>
               </w:rPr>
@@ -8341,6 +8708,7 @@
             <w:r>
               <w:rPr>
                 <w:b w:val="0"/>
+                <w:i w:val="0"/>
                 <w:sz w:val="18"/>
                 <w:rFonts w:ascii="맑은 고딕" w:hAnsi="맑은 고딕" w:eastAsia="맑은 고딕" w:cs="맑은 고딕"/>
               </w:rPr>
@@ -8359,6 +8727,7 @@
             <w:r>
               <w:rPr>
                 <w:b w:val="0"/>
+                <w:i w:val="0"/>
                 <w:sz w:val="18"/>
                 <w:rFonts w:ascii="맑은 고딕" w:hAnsi="맑은 고딕" w:eastAsia="맑은 고딕" w:cs="맑은 고딕"/>
               </w:rPr>
@@ -8380,6 +8749,7 @@
             <w:r>
               <w:rPr>
                 <w:b w:val="0"/>
+                <w:i w:val="0"/>
                 <w:sz w:val="18"/>
                 <w:rFonts w:ascii="맑은 고딕" w:hAnsi="맑은 고딕" w:eastAsia="맑은 고딕" w:cs="맑은 고딕"/>
               </w:rPr>
@@ -8399,6 +8769,7 @@
             <w:r>
               <w:rPr>
                 <w:b w:val="0"/>
+                <w:i w:val="0"/>
                 <w:sz w:val="18"/>
                 <w:rFonts w:ascii="맑은 고딕" w:hAnsi="맑은 고딕" w:eastAsia="맑은 고딕" w:cs="맑은 고딕"/>
               </w:rPr>
@@ -8407,6 +8778,7 @@
             <w:r>
               <w:rPr>
                 <w:b/>
+                <w:i w:val="0"/>
                 <w:sz w:val="18"/>
                 <w:rFonts w:ascii="맑은 고딕" w:hAnsi="맑은 고딕" w:eastAsia="맑은 고딕" w:cs="맑은 고딕"/>
               </w:rPr>
@@ -8415,6 +8787,7 @@
             <w:r>
               <w:rPr>
                 <w:b w:val="0"/>
+                <w:i w:val="0"/>
                 <w:sz w:val="18"/>
                 <w:rFonts w:ascii="맑은 고딕" w:hAnsi="맑은 고딕" w:eastAsia="맑은 고딕" w:cs="맑은 고딕"/>
               </w:rPr>
@@ -8423,6 +8796,7 @@
             <w:r>
               <w:rPr>
                 <w:b/>
+                <w:i w:val="0"/>
                 <w:sz w:val="18"/>
                 <w:rFonts w:ascii="맑은 고딕" w:hAnsi="맑은 고딕" w:eastAsia="맑은 고딕" w:cs="맑은 고딕"/>
               </w:rPr>
@@ -8431,6 +8805,7 @@
             <w:r>
               <w:rPr>
                 <w:b w:val="0"/>
+                <w:i w:val="0"/>
                 <w:sz w:val="18"/>
                 <w:rFonts w:ascii="맑은 고딕" w:hAnsi="맑은 고딕" w:eastAsia="맑은 고딕" w:cs="맑은 고딕"/>
               </w:rPr>
@@ -8450,6 +8825,7 @@
             <w:r>
               <w:rPr>
                 <w:b w:val="0"/>
+                <w:i w:val="0"/>
                 <w:sz w:val="18"/>
                 <w:rFonts w:ascii="맑은 고딕" w:hAnsi="맑은 고딕" w:eastAsia="맑은 고딕" w:cs="맑은 고딕"/>
               </w:rPr>
@@ -8470,6 +8846,7 @@
             <w:r>
               <w:rPr>
                 <w:b w:val="0"/>
+                <w:i w:val="0"/>
                 <w:sz w:val="18"/>
                 <w:rFonts w:ascii="맑은 고딕" w:hAnsi="맑은 고딕" w:eastAsia="맑은 고딕" w:cs="맑은 고딕"/>
               </w:rPr>
@@ -8488,6 +8865,7 @@
             <w:r>
               <w:rPr>
                 <w:b w:val="0"/>
+                <w:i w:val="0"/>
                 <w:sz w:val="18"/>
                 <w:rFonts w:ascii="맑은 고딕" w:hAnsi="맑은 고딕" w:eastAsia="맑은 고딕" w:cs="맑은 고딕"/>
               </w:rPr>
@@ -8496,6 +8874,7 @@
             <w:r>
               <w:rPr>
                 <w:b/>
+                <w:i w:val="0"/>
                 <w:sz w:val="18"/>
                 <w:rFonts w:ascii="맑은 고딕" w:hAnsi="맑은 고딕" w:eastAsia="맑은 고딕" w:cs="맑은 고딕"/>
               </w:rPr>
@@ -8504,6 +8883,7 @@
             <w:r>
               <w:rPr>
                 <w:b w:val="0"/>
+                <w:i w:val="0"/>
                 <w:sz w:val="18"/>
                 <w:rFonts w:ascii="맑은 고딕" w:hAnsi="맑은 고딕" w:eastAsia="맑은 고딕" w:cs="맑은 고딕"/>
               </w:rPr>
@@ -8522,6 +8902,7 @@
             <w:r>
               <w:rPr>
                 <w:b/>
+                <w:i w:val="0"/>
                 <w:sz w:val="18"/>
                 <w:rFonts w:ascii="맑은 고딕" w:hAnsi="맑은 고딕" w:eastAsia="맑은 고딕" w:cs="맑은 고딕"/>
               </w:rPr>
@@ -8543,6 +8924,7 @@
             <w:r>
               <w:rPr>
                 <w:b w:val="0"/>
+                <w:i w:val="0"/>
                 <w:sz w:val="18"/>
                 <w:rFonts w:ascii="맑은 고딕" w:hAnsi="맑은 고딕" w:eastAsia="맑은 고딕" w:cs="맑은 고딕"/>
               </w:rPr>
@@ -8562,6 +8944,7 @@
             <w:r>
               <w:rPr>
                 <w:b w:val="0"/>
+                <w:i w:val="0"/>
                 <w:sz w:val="18"/>
                 <w:rFonts w:ascii="맑은 고딕" w:hAnsi="맑은 고딕" w:eastAsia="맑은 고딕" w:cs="맑은 고딕"/>
               </w:rPr>
@@ -8570,6 +8953,7 @@
             <w:r>
               <w:rPr>
                 <w:b/>
+                <w:i w:val="0"/>
                 <w:sz w:val="18"/>
                 <w:rFonts w:ascii="맑은 고딕" w:hAnsi="맑은 고딕" w:eastAsia="맑은 고딕" w:cs="맑은 고딕"/>
               </w:rPr>
@@ -8578,6 +8962,7 @@
             <w:r>
               <w:rPr>
                 <w:b w:val="0"/>
+                <w:i w:val="0"/>
                 <w:sz w:val="18"/>
                 <w:rFonts w:ascii="맑은 고딕" w:hAnsi="맑은 고딕" w:eastAsia="맑은 고딕" w:cs="맑은 고딕"/>
               </w:rPr>
@@ -8597,6 +8982,7 @@
             <w:r>
               <w:rPr>
                 <w:b w:val="0"/>
+                <w:i w:val="0"/>
                 <w:sz w:val="18"/>
                 <w:rFonts w:ascii="맑은 고딕" w:hAnsi="맑은 고딕" w:eastAsia="맑은 고딕" w:cs="맑은 고딕"/>
               </w:rPr>
@@ -8617,6 +9003,7 @@
             <w:r>
               <w:rPr>
                 <w:b w:val="0"/>
+                <w:i w:val="0"/>
                 <w:sz w:val="18"/>
                 <w:rFonts w:ascii="맑은 고딕" w:hAnsi="맑은 고딕" w:eastAsia="맑은 고딕" w:cs="맑은 고딕"/>
               </w:rPr>
@@ -8635,6 +9022,7 @@
             <w:r>
               <w:rPr>
                 <w:b w:val="0"/>
+                <w:i w:val="0"/>
                 <w:sz w:val="18"/>
                 <w:rFonts w:ascii="맑은 고딕" w:hAnsi="맑은 고딕" w:eastAsia="맑은 고딕" w:cs="맑은 고딕"/>
               </w:rPr>
@@ -8653,6 +9041,7 @@
             <w:r>
               <w:rPr>
                 <w:b/>
+                <w:i w:val="0"/>
                 <w:sz w:val="18"/>
                 <w:rFonts w:ascii="맑은 고딕" w:hAnsi="맑은 고딕" w:eastAsia="맑은 고딕" w:cs="맑은 고딕"/>
               </w:rPr>
@@ -8758,6 +9147,7 @@
             <w:r>
               <w:rPr>
                 <w:b/>
+                <w:i w:val="0"/>
                 <w:sz w:val="18"/>
                 <w:rFonts w:ascii="맑은 고딕" w:hAnsi="맑은 고딕" w:eastAsia="맑은 고딕" w:cs="맑은 고딕"/>
               </w:rPr>
@@ -8776,6 +9166,7 @@
             <w:r>
               <w:rPr>
                 <w:b w:val="0"/>
+                <w:i w:val="0"/>
                 <w:sz w:val="18"/>
                 <w:rFonts w:ascii="맑은 고딕" w:hAnsi="맑은 고딕" w:eastAsia="맑은 고딕" w:cs="맑은 고딕"/>
               </w:rPr>
@@ -8784,6 +9175,7 @@
             <w:r>
               <w:rPr>
                 <w:b/>
+                <w:i w:val="0"/>
                 <w:sz w:val="18"/>
                 <w:rFonts w:ascii="맑은 고딕" w:hAnsi="맑은 고딕" w:eastAsia="맑은 고딕" w:cs="맑은 고딕"/>
               </w:rPr>
@@ -8792,6 +9184,7 @@
             <w:r>
               <w:rPr>
                 <w:b w:val="0"/>
+                <w:i w:val="0"/>
                 <w:sz w:val="18"/>
                 <w:rFonts w:ascii="맑은 고딕" w:hAnsi="맑은 고딕" w:eastAsia="맑은 고딕" w:cs="맑은 고딕"/>
               </w:rPr>
@@ -8813,6 +9206,7 @@
             <w:r>
               <w:rPr>
                 <w:b/>
+                <w:i w:val="0"/>
                 <w:sz w:val="18"/>
                 <w:rFonts w:ascii="맑은 고딕" w:hAnsi="맑은 고딕" w:eastAsia="맑은 고딕" w:cs="맑은 고딕"/>
               </w:rPr>
@@ -8832,6 +9226,7 @@
             <w:r>
               <w:rPr>
                 <w:b w:val="0"/>
+                <w:i w:val="0"/>
                 <w:sz w:val="18"/>
                 <w:rFonts w:ascii="맑은 고딕" w:hAnsi="맑은 고딕" w:eastAsia="맑은 고딕" w:cs="맑은 고딕"/>
               </w:rPr>
@@ -8840,6 +9235,7 @@
             <w:r>
               <w:rPr>
                 <w:b/>
+                <w:i w:val="0"/>
                 <w:sz w:val="18"/>
                 <w:rFonts w:ascii="맑은 고딕" w:hAnsi="맑은 고딕" w:eastAsia="맑은 고딕" w:cs="맑은 고딕"/>
               </w:rPr>
@@ -8860,6 +9256,7 @@
             <w:r>
               <w:rPr>
                 <w:b/>
+                <w:i w:val="0"/>
                 <w:sz w:val="18"/>
                 <w:rFonts w:ascii="맑은 고딕" w:hAnsi="맑은 고딕" w:eastAsia="맑은 고딕" w:cs="맑은 고딕"/>
               </w:rPr>
@@ -8878,6 +9275,7 @@
             <w:r>
               <w:rPr>
                 <w:b/>
+                <w:i w:val="0"/>
                 <w:sz w:val="18"/>
                 <w:rFonts w:ascii="맑은 고딕" w:hAnsi="맑은 고딕" w:eastAsia="맑은 고딕" w:cs="맑은 고딕"/>
               </w:rPr>
@@ -8886,6 +9284,7 @@
             <w:r>
               <w:rPr>
                 <w:b w:val="0"/>
+                <w:i w:val="0"/>
                 <w:sz w:val="18"/>
                 <w:rFonts w:ascii="맑은 고딕" w:hAnsi="맑은 고딕" w:eastAsia="맑은 고딕" w:cs="맑은 고딕"/>
               </w:rPr>
@@ -8894,6 +9293,7 @@
             <w:r>
               <w:rPr>
                 <w:b/>
+                <w:i w:val="0"/>
                 <w:sz w:val="18"/>
                 <w:rFonts w:ascii="맑은 고딕" w:hAnsi="맑은 고딕" w:eastAsia="맑은 고딕" w:cs="맑은 고딕"/>
               </w:rPr>
@@ -8915,6 +9315,7 @@
             <w:r>
               <w:rPr>
                 <w:b/>
+                <w:i w:val="0"/>
                 <w:sz w:val="18"/>
                 <w:rFonts w:ascii="맑은 고딕" w:hAnsi="맑은 고딕" w:eastAsia="맑은 고딕" w:cs="맑은 고딕"/>
               </w:rPr>
@@ -8934,6 +9335,7 @@
             <w:r>
               <w:rPr>
                 <w:b w:val="0"/>
+                <w:i w:val="0"/>
                 <w:sz w:val="18"/>
                 <w:rFonts w:ascii="맑은 고딕" w:hAnsi="맑은 고딕" w:eastAsia="맑은 고딕" w:cs="맑은 고딕"/>
               </w:rPr>
@@ -8942,6 +9344,7 @@
             <w:r>
               <w:rPr>
                 <w:b/>
+                <w:i w:val="0"/>
                 <w:sz w:val="18"/>
                 <w:rFonts w:ascii="맑은 고딕" w:hAnsi="맑은 고딕" w:eastAsia="맑은 고딕" w:cs="맑은 고딕"/>
               </w:rPr>
@@ -8950,6 +9353,7 @@
             <w:r>
               <w:rPr>
                 <w:b w:val="0"/>
+                <w:i w:val="0"/>
                 <w:sz w:val="18"/>
                 <w:rFonts w:ascii="맑은 고딕" w:hAnsi="맑은 고딕" w:eastAsia="맑은 고딕" w:cs="맑은 고딕"/>
               </w:rPr>
@@ -8970,6 +9374,7 @@
             <w:r>
               <w:rPr>
                 <w:b/>
+                <w:i w:val="0"/>
                 <w:sz w:val="18"/>
                 <w:rFonts w:ascii="맑은 고딕" w:hAnsi="맑은 고딕" w:eastAsia="맑은 고딕" w:cs="맑은 고딕"/>
               </w:rPr>
@@ -8988,6 +9393,7 @@
             <w:r>
               <w:rPr>
                 <w:b w:val="0"/>
+                <w:i w:val="0"/>
                 <w:sz w:val="18"/>
                 <w:rFonts w:ascii="맑은 고딕" w:hAnsi="맑은 고딕" w:eastAsia="맑은 고딕" w:cs="맑은 고딕"/>
               </w:rPr>
@@ -8996,6 +9402,7 @@
             <w:r>
               <w:rPr>
                 <w:b/>
+                <w:i w:val="0"/>
                 <w:sz w:val="18"/>
                 <w:rFonts w:ascii="맑은 고딕" w:hAnsi="맑은 고딕" w:eastAsia="맑은 고딕" w:cs="맑은 고딕"/>
               </w:rPr>
@@ -9004,6 +9411,7 @@
             <w:r>
               <w:rPr>
                 <w:b w:val="0"/>
+                <w:i w:val="0"/>
                 <w:sz w:val="18"/>
                 <w:rFonts w:ascii="맑은 고딕" w:hAnsi="맑은 고딕" w:eastAsia="맑은 고딕" w:cs="맑은 고딕"/>
               </w:rPr>
@@ -9078,10 +9486,75 @@
       </w:pPr>
       <w:r>
         <w:rPr>
+          <w:b/>
+          <w:i w:val="0"/>
           <w:sz w:val="20"/>
           <w:rFonts w:ascii="맑은 고딕" w:hAnsi="맑은 고딕" w:eastAsia="맑은 고딕" w:cs="맑은 고딕"/>
         </w:rPr>
-        <w:t>**SPDX 3.0**은 **2024-04-16 정식 릴리스**되었고, **AI Profile**과 **Dataset Profile**을 분리해 담았다 [14][15]</w:t>
+        <w:t>SPDX 3.0</w:t>
+      </w:r>
+      <w:r>
+        <w:rPr>
+          <w:b w:val="0"/>
+          <w:i w:val="0"/>
+          <w:sz w:val="20"/>
+          <w:rFonts w:ascii="맑은 고딕" w:hAnsi="맑은 고딕" w:eastAsia="맑은 고딕" w:cs="맑은 고딕"/>
+        </w:rPr>
+        <w:t xml:space="preserve">은 </w:t>
+      </w:r>
+      <w:r>
+        <w:rPr>
+          <w:b/>
+          <w:i w:val="0"/>
+          <w:sz w:val="20"/>
+          <w:rFonts w:ascii="맑은 고딕" w:hAnsi="맑은 고딕" w:eastAsia="맑은 고딕" w:cs="맑은 고딕"/>
+        </w:rPr>
+        <w:t>2024-04-16 정식 릴리스</w:t>
+      </w:r>
+      <w:r>
+        <w:rPr>
+          <w:b w:val="0"/>
+          <w:i w:val="0"/>
+          <w:sz w:val="20"/>
+          <w:rFonts w:ascii="맑은 고딕" w:hAnsi="맑은 고딕" w:eastAsia="맑은 고딕" w:cs="맑은 고딕"/>
+        </w:rPr>
+        <w:t xml:space="preserve">되었고, </w:t>
+      </w:r>
+      <w:r>
+        <w:rPr>
+          <w:b/>
+          <w:i w:val="0"/>
+          <w:sz w:val="20"/>
+          <w:rFonts w:ascii="맑은 고딕" w:hAnsi="맑은 고딕" w:eastAsia="맑은 고딕" w:cs="맑은 고딕"/>
+        </w:rPr>
+        <w:t>AI Profile</w:t>
+      </w:r>
+      <w:r>
+        <w:rPr>
+          <w:b w:val="0"/>
+          <w:i w:val="0"/>
+          <w:sz w:val="20"/>
+          <w:rFonts w:ascii="맑은 고딕" w:hAnsi="맑은 고딕" w:eastAsia="맑은 고딕" w:cs="맑은 고딕"/>
+        </w:rPr>
+        <w:t xml:space="preserve">과 </w:t>
+      </w:r>
+      <w:r>
+        <w:rPr>
+          <w:b/>
+          <w:i w:val="0"/>
+          <w:sz w:val="20"/>
+          <w:rFonts w:ascii="맑은 고딕" w:hAnsi="맑은 고딕" w:eastAsia="맑은 고딕" w:cs="맑은 고딕"/>
+        </w:rPr>
+        <w:t>Dataset Profile</w:t>
+      </w:r>
+      <w:r>
+        <w:rPr>
+          <w:b w:val="0"/>
+          <w:i w:val="0"/>
+          <w:sz w:val="20"/>
+          <w:rFonts w:ascii="맑은 고딕" w:hAnsi="맑은 고딕" w:eastAsia="맑은 고딕" w:cs="맑은 고딕"/>
+        </w:rPr>
+        <w:t>을 분리해 담았다 [14][15]</w:t>
       </w:r>
     </w:p>
     <w:p>
@@ -9092,10 +9565,30 @@
       </w:pPr>
       <w:r>
         <w:rPr>
+          <w:b w:val="0"/>
+          <w:i w:val="0"/>
           <w:sz w:val="20"/>
           <w:rFonts w:ascii="맑은 고딕" w:hAnsi="맑은 고딕" w:eastAsia="맑은 고딕" w:cs="맑은 고딕"/>
         </w:rPr>
-        <w:t>산업계·학계 워킹그룹이 모델 카드·데이터시트·팩트시트를 분석해 두 프로파일에 걸쳐 **36개 필드**를 선정 [14][15]</w:t>
+        <w:t xml:space="preserve">산업계·학계 워킹그룹이 모델 카드·데이터시트·팩트시트를 분석해 두 프로파일에 걸쳐 </w:t>
+      </w:r>
+      <w:r>
+        <w:rPr>
+          <w:b/>
+          <w:i w:val="0"/>
+          <w:sz w:val="20"/>
+          <w:rFonts w:ascii="맑은 고딕" w:hAnsi="맑은 고딕" w:eastAsia="맑은 고딕" w:cs="맑은 고딕"/>
+        </w:rPr>
+        <w:t>36개 필드</w:t>
+      </w:r>
+      <w:r>
+        <w:rPr>
+          <w:b w:val="0"/>
+          <w:i w:val="0"/>
+          <w:sz w:val="20"/>
+          <w:rFonts w:ascii="맑은 고딕" w:hAnsi="맑은 고딕" w:eastAsia="맑은 고딕" w:cs="맑은 고딕"/>
+        </w:rPr>
+        <w:t>를 선정 [14][15]</w:t>
       </w:r>
     </w:p>
     <w:p>
@@ -9106,10 +9599,30 @@
       </w:pPr>
       <w:r>
         <w:rPr>
+          <w:b w:val="0"/>
+          <w:i w:val="0"/>
           <w:sz w:val="20"/>
           <w:rFonts w:ascii="맑은 고딕" w:hAnsi="맑은 고딕" w:eastAsia="맑은 고딕" w:cs="맑은 고딕"/>
         </w:rPr>
-        <w:t>이 프레임워크는 **EU AI Act, FDA 의료기기 규제 등 규제 요건에 매핑**되도록 설계되었고, 기존 SPDX 툴체인과 호환된다 [14][15]</w:t>
+        <w:t xml:space="preserve">이 프레임워크는 </w:t>
+      </w:r>
+      <w:r>
+        <w:rPr>
+          <w:b/>
+          <w:i w:val="0"/>
+          <w:sz w:val="20"/>
+          <w:rFonts w:ascii="맑은 고딕" w:hAnsi="맑은 고딕" w:eastAsia="맑은 고딕" w:cs="맑은 고딕"/>
+        </w:rPr>
+        <w:t>EU AI Act, FDA 의료기기 규제 등 규제 요건에 매핑</w:t>
+      </w:r>
+      <w:r>
+        <w:rPr>
+          <w:b w:val="0"/>
+          <w:i w:val="0"/>
+          <w:sz w:val="20"/>
+          <w:rFonts w:ascii="맑은 고딕" w:hAnsi="맑은 고딕" w:eastAsia="맑은 고딕" w:cs="맑은 고딕"/>
+        </w:rPr>
+        <w:t>되도록 설계되었고, 기존 SPDX 툴체인과 호환된다 [14][15]</w:t>
       </w:r>
     </w:p>
     <w:p>
@@ -9120,6 +9633,8 @@
       </w:pPr>
       <w:r>
         <w:rPr>
+          <w:b w:val="0"/>
+          <w:i w:val="0"/>
           <w:sz w:val="20"/>
           <w:rFonts w:ascii="맑은 고딕" w:hAnsi="맑은 고딕" w:eastAsia="맑은 고딕" w:cs="맑은 고딕"/>
         </w:rPr>
@@ -9272,6 +9787,7 @@
             <w:r>
               <w:rPr>
                 <w:b/>
+                <w:i w:val="0"/>
                 <w:sz w:val="18"/>
                 <w:rFonts w:ascii="맑은 고딕" w:hAnsi="맑은 고딕" w:eastAsia="맑은 고딕" w:cs="맑은 고딕"/>
               </w:rPr>
@@ -9290,6 +9806,7 @@
             <w:r>
               <w:rPr>
                 <w:b w:val="0"/>
+                <w:i w:val="0"/>
                 <w:sz w:val="18"/>
                 <w:rFonts w:ascii="맑은 고딕" w:hAnsi="맑은 고딕" w:eastAsia="맑은 고딕" w:cs="맑은 고딕"/>
               </w:rPr>
@@ -9308,6 +9825,7 @@
             <w:r>
               <w:rPr>
                 <w:b/>
+                <w:i w:val="0"/>
                 <w:sz w:val="18"/>
                 <w:rFonts w:ascii="맑은 고딕" w:hAnsi="맑은 고딕" w:eastAsia="맑은 고딕" w:cs="맑은 고딕"/>
               </w:rPr>
@@ -9326,6 +9844,7 @@
             <w:r>
               <w:rPr>
                 <w:b w:val="0"/>
+                <w:i w:val="0"/>
                 <w:sz w:val="18"/>
                 <w:rFonts w:ascii="맑은 고딕" w:hAnsi="맑은 고딕" w:eastAsia="맑은 고딕" w:cs="맑은 고딕"/>
               </w:rPr>
@@ -9334,6 +9853,7 @@
             <w:r>
               <w:rPr>
                 <w:b/>
+                <w:i w:val="0"/>
                 <w:sz w:val="18"/>
                 <w:rFonts w:ascii="맑은 고딕" w:hAnsi="맑은 고딕" w:eastAsia="맑은 고딕" w:cs="맑은 고딕"/>
               </w:rPr>
@@ -9342,6 +9862,7 @@
             <w:r>
               <w:rPr>
                 <w:b w:val="0"/>
+                <w:i w:val="0"/>
                 <w:sz w:val="18"/>
                 <w:rFonts w:ascii="맑은 고딕" w:hAnsi="맑은 고딕" w:eastAsia="맑은 고딕" w:cs="맑은 고딕"/>
               </w:rPr>
@@ -9363,6 +9884,7 @@
             <w:r>
               <w:rPr>
                 <w:b/>
+                <w:i w:val="0"/>
                 <w:sz w:val="18"/>
                 <w:rFonts w:ascii="맑은 고딕" w:hAnsi="맑은 고딕" w:eastAsia="맑은 고딕" w:cs="맑은 고딕"/>
               </w:rPr>
@@ -9382,6 +9904,7 @@
             <w:r>
               <w:rPr>
                 <w:b w:val="0"/>
+                <w:i w:val="0"/>
                 <w:sz w:val="18"/>
                 <w:rFonts w:ascii="맑은 고딕" w:hAnsi="맑은 고딕" w:eastAsia="맑은 고딕" w:cs="맑은 고딕"/>
               </w:rPr>
@@ -9401,6 +9924,7 @@
             <w:r>
               <w:rPr>
                 <w:b w:val="0"/>
+                <w:i w:val="0"/>
                 <w:sz w:val="18"/>
                 <w:rFonts w:ascii="맑은 고딕" w:hAnsi="맑은 고딕" w:eastAsia="맑은 고딕" w:cs="맑은 고딕"/>
               </w:rPr>
@@ -9409,6 +9933,7 @@
             <w:r>
               <w:rPr>
                 <w:b/>
+                <w:i w:val="0"/>
                 <w:sz w:val="18"/>
                 <w:rFonts w:ascii="맑은 고딕" w:hAnsi="맑은 고딕" w:eastAsia="맑은 고딕" w:cs="맑은 고딕"/>
               </w:rPr>
@@ -9417,6 +9942,7 @@
             <w:r>
               <w:rPr>
                 <w:b w:val="0"/>
+                <w:i w:val="0"/>
                 <w:sz w:val="18"/>
                 <w:rFonts w:ascii="맑은 고딕" w:hAnsi="맑은 고딕" w:eastAsia="맑은 고딕" w:cs="맑은 고딕"/>
               </w:rPr>
@@ -9425,6 +9951,7 @@
             <w:r>
               <w:rPr>
                 <w:b/>
+                <w:i w:val="0"/>
                 <w:sz w:val="18"/>
                 <w:rFonts w:ascii="맑은 고딕" w:hAnsi="맑은 고딕" w:eastAsia="맑은 고딕" w:cs="맑은 고딕"/>
               </w:rPr>
@@ -9433,6 +9960,7 @@
             <w:r>
               <w:rPr>
                 <w:b w:val="0"/>
+                <w:i w:val="0"/>
                 <w:sz w:val="18"/>
                 <w:rFonts w:ascii="맑은 고딕" w:hAnsi="맑은 고딕" w:eastAsia="맑은 고딕" w:cs="맑은 고딕"/>
               </w:rPr>
@@ -9441,6 +9969,7 @@
             <w:r>
               <w:rPr>
                 <w:b/>
+                <w:i w:val="0"/>
                 <w:sz w:val="18"/>
                 <w:rFonts w:ascii="맑은 고딕" w:hAnsi="맑은 고딕" w:eastAsia="맑은 고딕" w:cs="맑은 고딕"/>
               </w:rPr>
@@ -9460,6 +9989,7 @@
             <w:r>
               <w:rPr>
                 <w:b w:val="0"/>
+                <w:i w:val="0"/>
                 <w:sz w:val="18"/>
                 <w:rFonts w:ascii="맑은 고딕" w:hAnsi="맑은 고딕" w:eastAsia="맑은 고딕" w:cs="맑은 고딕"/>
               </w:rPr>
@@ -9468,6 +9998,7 @@
             <w:r>
               <w:rPr>
                 <w:b/>
+                <w:i w:val="0"/>
                 <w:sz w:val="18"/>
                 <w:rFonts w:ascii="맑은 고딕" w:hAnsi="맑은 고딕" w:eastAsia="맑은 고딕" w:cs="맑은 고딕"/>
               </w:rPr>
@@ -9476,6 +10007,7 @@
             <w:r>
               <w:rPr>
                 <w:b w:val="0"/>
+                <w:i w:val="0"/>
                 <w:sz w:val="18"/>
                 <w:rFonts w:ascii="맑은 고딕" w:hAnsi="맑은 고딕" w:eastAsia="맑은 고딕" w:cs="맑은 고딕"/>
               </w:rPr>
@@ -9484,6 +10016,7 @@
             <w:r>
               <w:rPr>
                 <w:b/>
+                <w:i w:val="0"/>
                 <w:sz w:val="18"/>
                 <w:rFonts w:ascii="맑은 고딕" w:hAnsi="맑은 고딕" w:eastAsia="맑은 고딕" w:cs="맑은 고딕"/>
               </w:rPr>
@@ -9492,6 +10025,7 @@
             <w:r>
               <w:rPr>
                 <w:b w:val="0"/>
+                <w:i w:val="0"/>
                 <w:sz w:val="18"/>
                 <w:rFonts w:ascii="맑은 고딕" w:hAnsi="맑은 고딕" w:eastAsia="맑은 고딕" w:cs="맑은 고딕"/>
               </w:rPr>
@@ -9512,6 +10046,7 @@
             <w:r>
               <w:rPr>
                 <w:b/>
+                <w:i w:val="0"/>
                 <w:sz w:val="18"/>
                 <w:rFonts w:ascii="맑은 고딕" w:hAnsi="맑은 고딕" w:eastAsia="맑은 고딕" w:cs="맑은 고딕"/>
               </w:rPr>
@@ -9530,6 +10065,7 @@
             <w:r>
               <w:rPr>
                 <w:b w:val="0"/>
+                <w:i w:val="0"/>
                 <w:sz w:val="18"/>
                 <w:rFonts w:ascii="맑은 고딕" w:hAnsi="맑은 고딕" w:eastAsia="맑은 고딕" w:cs="맑은 고딕"/>
               </w:rPr>
@@ -9548,6 +10084,7 @@
             <w:r>
               <w:rPr>
                 <w:b/>
+                <w:i w:val="0"/>
                 <w:sz w:val="18"/>
                 <w:rFonts w:ascii="맑은 고딕" w:hAnsi="맑은 고딕" w:eastAsia="맑은 고딕" w:cs="맑은 고딕"/>
               </w:rPr>
@@ -9566,6 +10103,7 @@
             <w:r>
               <w:rPr>
                 <w:b/>
+                <w:i w:val="0"/>
                 <w:sz w:val="18"/>
                 <w:rFonts w:ascii="맑은 고딕" w:hAnsi="맑은 고딕" w:eastAsia="맑은 고딕" w:cs="맑은 고딕"/>
               </w:rPr>
@@ -9574,6 +10112,7 @@
             <w:r>
               <w:rPr>
                 <w:b w:val="0"/>
+                <w:i w:val="0"/>
                 <w:sz w:val="18"/>
                 <w:rFonts w:ascii="맑은 고딕" w:hAnsi="맑은 고딕" w:eastAsia="맑은 고딕" w:cs="맑은 고딕"/>
               </w:rPr>
@@ -9582,6 +10121,7 @@
             <w:r>
               <w:rPr>
                 <w:b/>
+                <w:i w:val="0"/>
                 <w:sz w:val="18"/>
                 <w:rFonts w:ascii="맑은 고딕" w:hAnsi="맑은 고딕" w:eastAsia="맑은 고딕" w:cs="맑은 고딕"/>
               </w:rPr>
@@ -9590,6 +10130,7 @@
             <w:r>
               <w:rPr>
                 <w:b w:val="0"/>
+                <w:i w:val="0"/>
                 <w:sz w:val="18"/>
                 <w:rFonts w:ascii="맑은 고딕" w:hAnsi="맑은 고딕" w:eastAsia="맑은 고딕" w:cs="맑은 고딕"/>
               </w:rPr>
@@ -9598,6 +10139,7 @@
             <w:r>
               <w:rPr>
                 <w:b/>
+                <w:i w:val="0"/>
                 <w:sz w:val="18"/>
                 <w:rFonts w:ascii="맑은 고딕" w:hAnsi="맑은 고딕" w:eastAsia="맑은 고딕" w:cs="맑은 고딕"/>
               </w:rPr>
@@ -9606,6 +10148,7 @@
             <w:r>
               <w:rPr>
                 <w:b w:val="0"/>
+                <w:i w:val="0"/>
                 <w:sz w:val="18"/>
                 <w:rFonts w:ascii="맑은 고딕" w:hAnsi="맑은 고딕" w:eastAsia="맑은 고딕" w:cs="맑은 고딕"/>
               </w:rPr>
@@ -9627,6 +10170,7 @@
             <w:r>
               <w:rPr>
                 <w:b/>
+                <w:i w:val="0"/>
                 <w:sz w:val="18"/>
                 <w:rFonts w:ascii="맑은 고딕" w:hAnsi="맑은 고딕" w:eastAsia="맑은 고딕" w:cs="맑은 고딕"/>
               </w:rPr>
@@ -9646,6 +10190,7 @@
             <w:r>
               <w:rPr>
                 <w:b w:val="0"/>
+                <w:i w:val="0"/>
                 <w:sz w:val="18"/>
                 <w:rFonts w:ascii="맑은 고딕" w:hAnsi="맑은 고딕" w:eastAsia="맑은 고딕" w:cs="맑은 고딕"/>
               </w:rPr>
@@ -9665,6 +10210,7 @@
             <w:r>
               <w:rPr>
                 <w:b/>
+                <w:i w:val="0"/>
                 <w:sz w:val="18"/>
                 <w:rFonts w:ascii="맑은 고딕" w:hAnsi="맑은 고딕" w:eastAsia="맑은 고딕" w:cs="맑은 고딕"/>
               </w:rPr>
@@ -9684,6 +10230,7 @@
             <w:r>
               <w:rPr>
                 <w:b w:val="0"/>
+                <w:i w:val="0"/>
                 <w:sz w:val="18"/>
                 <w:rFonts w:ascii="맑은 고딕" w:hAnsi="맑은 고딕" w:eastAsia="맑은 고딕" w:cs="맑은 고딕"/>
               </w:rPr>
@@ -9692,6 +10239,7 @@
             <w:r>
               <w:rPr>
                 <w:b/>
+                <w:i w:val="0"/>
                 <w:sz w:val="18"/>
                 <w:rFonts w:ascii="맑은 고딕" w:hAnsi="맑은 고딕" w:eastAsia="맑은 고딕" w:cs="맑은 고딕"/>
               </w:rPr>
@@ -9700,6 +10248,7 @@
             <w:r>
               <w:rPr>
                 <w:b w:val="0"/>
+                <w:i w:val="0"/>
                 <w:sz w:val="18"/>
                 <w:rFonts w:ascii="맑은 고딕" w:hAnsi="맑은 고딕" w:eastAsia="맑은 고딕" w:cs="맑은 고딕"/>
               </w:rPr>
@@ -10043,6 +10592,7 @@
             <w:r>
               <w:rPr>
                 <w:b/>
+                <w:i w:val="0"/>
                 <w:sz w:val="18"/>
                 <w:rFonts w:ascii="맑은 고딕" w:hAnsi="맑은 고딕" w:eastAsia="맑은 고딕" w:cs="맑은 고딕"/>
               </w:rPr>
@@ -10061,6 +10611,7 @@
             <w:r>
               <w:rPr>
                 <w:b w:val="0"/>
+                <w:i w:val="0"/>
                 <w:sz w:val="18"/>
                 <w:rFonts w:ascii="맑은 고딕" w:hAnsi="맑은 고딕" w:eastAsia="맑은 고딕" w:cs="맑은 고딕"/>
               </w:rPr>
@@ -10079,6 +10630,7 @@
             <w:r>
               <w:rPr>
                 <w:b w:val="0"/>
+                <w:i w:val="0"/>
                 <w:sz w:val="18"/>
                 <w:rFonts w:ascii="맑은 고딕" w:hAnsi="맑은 고딕" w:eastAsia="맑은 고딕" w:cs="맑은 고딕"/>
               </w:rPr>
@@ -10100,6 +10652,7 @@
             <w:r>
               <w:rPr>
                 <w:b/>
+                <w:i w:val="0"/>
                 <w:sz w:val="18"/>
                 <w:rFonts w:ascii="맑은 고딕" w:hAnsi="맑은 고딕" w:eastAsia="맑은 고딕" w:cs="맑은 고딕"/>
               </w:rPr>
@@ -10119,6 +10672,7 @@
             <w:r>
               <w:rPr>
                 <w:b w:val="0"/>
+                <w:i w:val="0"/>
                 <w:sz w:val="18"/>
                 <w:rFonts w:ascii="맑은 고딕" w:hAnsi="맑은 고딕" w:eastAsia="맑은 고딕" w:cs="맑은 고딕"/>
               </w:rPr>
@@ -10127,6 +10681,7 @@
             <w:r>
               <w:rPr>
                 <w:b/>
+                <w:i w:val="0"/>
                 <w:sz w:val="18"/>
                 <w:rFonts w:ascii="맑은 고딕" w:hAnsi="맑은 고딕" w:eastAsia="맑은 고딕" w:cs="맑은 고딕"/>
               </w:rPr>
@@ -10146,6 +10701,7 @@
             <w:r>
               <w:rPr>
                 <w:b w:val="0"/>
+                <w:i w:val="0"/>
                 <w:sz w:val="18"/>
                 <w:rFonts w:ascii="맑은 고딕" w:hAnsi="맑은 고딕" w:eastAsia="맑은 고딕" w:cs="맑은 고딕"/>
               </w:rPr>
@@ -10154,6 +10710,7 @@
             <w:r>
               <w:rPr>
                 <w:b/>
+                <w:i w:val="0"/>
                 <w:sz w:val="18"/>
                 <w:rFonts w:ascii="맑은 고딕" w:hAnsi="맑은 고딕" w:eastAsia="맑은 고딕" w:cs="맑은 고딕"/>
               </w:rPr>
@@ -10174,6 +10731,7 @@
             <w:r>
               <w:rPr>
                 <w:b/>
+                <w:i w:val="0"/>
                 <w:sz w:val="18"/>
                 <w:rFonts w:ascii="맑은 고딕" w:hAnsi="맑은 고딕" w:eastAsia="맑은 고딕" w:cs="맑은 고딕"/>
               </w:rPr>
@@ -10192,6 +10750,7 @@
             <w:r>
               <w:rPr>
                 <w:b w:val="0"/>
+                <w:i w:val="0"/>
                 <w:sz w:val="18"/>
                 <w:rFonts w:ascii="맑은 고딕" w:hAnsi="맑은 고딕" w:eastAsia="맑은 고딕" w:cs="맑은 고딕"/>
               </w:rPr>
@@ -10200,6 +10759,7 @@
             <w:r>
               <w:rPr>
                 <w:b/>
+                <w:i w:val="0"/>
                 <w:sz w:val="18"/>
                 <w:rFonts w:ascii="맑은 고딕" w:hAnsi="맑은 고딕" w:eastAsia="맑은 고딕" w:cs="맑은 고딕"/>
               </w:rPr>
@@ -10208,6 +10768,7 @@
             <w:r>
               <w:rPr>
                 <w:b w:val="0"/>
+                <w:i w:val="0"/>
                 <w:sz w:val="18"/>
                 <w:rFonts w:ascii="맑은 고딕" w:hAnsi="맑은 고딕" w:eastAsia="맑은 고딕" w:cs="맑은 고딕"/>
               </w:rPr>
@@ -10226,6 +10787,7 @@
             <w:r>
               <w:rPr>
                 <w:b w:val="0"/>
+                <w:i w:val="0"/>
                 <w:sz w:val="18"/>
                 <w:rFonts w:ascii="맑은 고딕" w:hAnsi="맑은 고딕" w:eastAsia="맑은 고딕" w:cs="맑은 고딕"/>
               </w:rPr>
@@ -10234,6 +10796,7 @@
             <w:r>
               <w:rPr>
                 <w:b/>
+                <w:i w:val="0"/>
                 <w:sz w:val="18"/>
                 <w:rFonts w:ascii="맑은 고딕" w:hAnsi="맑은 고딕" w:eastAsia="맑은 고딕" w:cs="맑은 고딕"/>
               </w:rPr>
@@ -10242,6 +10805,7 @@
             <w:r>
               <w:rPr>
                 <w:b w:val="0"/>
+                <w:i w:val="0"/>
                 <w:sz w:val="18"/>
                 <w:rFonts w:ascii="맑은 고딕" w:hAnsi="맑은 고딕" w:eastAsia="맑은 고딕" w:cs="맑은 고딕"/>
               </w:rPr>
@@ -10263,6 +10827,7 @@
             <w:r>
               <w:rPr>
                 <w:b/>
+                <w:i w:val="0"/>
                 <w:sz w:val="18"/>
                 <w:rFonts w:ascii="맑은 고딕" w:hAnsi="맑은 고딕" w:eastAsia="맑은 고딕" w:cs="맑은 고딕"/>
               </w:rPr>
@@ -10282,6 +10847,7 @@
             <w:r>
               <w:rPr>
                 <w:b w:val="0"/>
+                <w:i w:val="0"/>
                 <w:sz w:val="18"/>
                 <w:rFonts w:ascii="맑은 고딕" w:hAnsi="맑은 고딕" w:eastAsia="맑은 고딕" w:cs="맑은 고딕"/>
               </w:rPr>
@@ -10301,6 +10867,7 @@
             <w:r>
               <w:rPr>
                 <w:b/>
+                <w:i w:val="0"/>
                 <w:sz w:val="18"/>
                 <w:rFonts w:ascii="맑은 고딕" w:hAnsi="맑은 고딕" w:eastAsia="맑은 고딕" w:cs="맑은 고딕"/>
               </w:rPr>
@@ -10309,6 +10876,7 @@
             <w:r>
               <w:rPr>
                 <w:b w:val="0"/>
+                <w:i w:val="0"/>
                 <w:sz w:val="18"/>
                 <w:rFonts w:ascii="맑은 고딕" w:hAnsi="맑은 고딕" w:eastAsia="맑은 고딕" w:cs="맑은 고딕"/>
               </w:rPr>
@@ -10329,6 +10897,7 @@
             <w:r>
               <w:rPr>
                 <w:b/>
+                <w:i w:val="0"/>
                 <w:sz w:val="18"/>
                 <w:rFonts w:ascii="맑은 고딕" w:hAnsi="맑은 고딕" w:eastAsia="맑은 고딕" w:cs="맑은 고딕"/>
               </w:rPr>
@@ -10348,6 +10917,7 @@
             <w:r>
               <w:rPr>
                 <w:b w:val="0"/>
+                <w:i w:val="0"/>
                 <w:sz w:val="18"/>
                 <w:rFonts w:ascii="맑은 고딕" w:hAnsi="맑은 고딕" w:eastAsia="맑은 고딕" w:cs="맑은 고딕"/>
               </w:rPr>
@@ -10356,6 +10926,7 @@
             <w:r>
               <w:rPr>
                 <w:b/>
+                <w:i w:val="0"/>
                 <w:sz w:val="18"/>
                 <w:rFonts w:ascii="맑은 고딕" w:hAnsi="맑은 고딕" w:eastAsia="맑은 고딕" w:cs="맑은 고딕"/>
               </w:rPr>
@@ -10364,6 +10935,7 @@
             <w:r>
               <w:rPr>
                 <w:b w:val="0"/>
+                <w:i w:val="0"/>
                 <w:sz w:val="18"/>
                 <w:rFonts w:ascii="맑은 고딕" w:hAnsi="맑은 고딕" w:eastAsia="맑은 고딕" w:cs="맑은 고딕"/>
               </w:rPr>
@@ -10475,6 +11047,7 @@
             <w:r>
               <w:rPr>
                 <w:b/>
+                <w:i w:val="0"/>
                 <w:sz w:val="18"/>
                 <w:rFonts w:ascii="맑은 고딕" w:hAnsi="맑은 고딕" w:eastAsia="맑은 고딕" w:cs="맑은 고딕"/>
               </w:rPr>
@@ -10493,6 +11066,7 @@
             <w:r>
               <w:rPr>
                 <w:b/>
+                <w:i w:val="0"/>
                 <w:sz w:val="18"/>
                 <w:rFonts w:ascii="맑은 고딕" w:hAnsi="맑은 고딕" w:eastAsia="맑은 고딕" w:cs="맑은 고딕"/>
               </w:rPr>
@@ -10501,6 +11075,7 @@
             <w:r>
               <w:rPr>
                 <w:b w:val="0"/>
+                <w:i w:val="0"/>
                 <w:sz w:val="18"/>
                 <w:rFonts w:ascii="맑은 고딕" w:hAnsi="맑은 고딕" w:eastAsia="맑은 고딕" w:cs="맑은 고딕"/>
               </w:rPr>
@@ -10522,6 +11097,7 @@
             <w:r>
               <w:rPr>
                 <w:b/>
+                <w:i w:val="0"/>
                 <w:sz w:val="18"/>
                 <w:rFonts w:ascii="맑은 고딕" w:hAnsi="맑은 고딕" w:eastAsia="맑은 고딕" w:cs="맑은 고딕"/>
               </w:rPr>
@@ -10541,6 +11117,7 @@
             <w:r>
               <w:rPr>
                 <w:b w:val="0"/>
+                <w:i w:val="0"/>
                 <w:sz w:val="18"/>
                 <w:rFonts w:ascii="맑은 고딕" w:hAnsi="맑은 고딕" w:eastAsia="맑은 고딕" w:cs="맑은 고딕"/>
               </w:rPr>
@@ -10549,6 +11126,7 @@
             <w:r>
               <w:rPr>
                 <w:b/>
+                <w:i w:val="0"/>
                 <w:sz w:val="18"/>
                 <w:rFonts w:ascii="맑은 고딕" w:hAnsi="맑은 고딕" w:eastAsia="맑은 고딕" w:cs="맑은 고딕"/>
               </w:rPr>
@@ -10557,6 +11135,7 @@
             <w:r>
               <w:rPr>
                 <w:b w:val="0"/>
+                <w:i w:val="0"/>
                 <w:sz w:val="18"/>
                 <w:rFonts w:ascii="맑은 고딕" w:hAnsi="맑은 고딕" w:eastAsia="맑은 고딕" w:cs="맑은 고딕"/>
               </w:rPr>
@@ -10577,6 +11156,7 @@
             <w:r>
               <w:rPr>
                 <w:b/>
+                <w:i w:val="0"/>
                 <w:sz w:val="18"/>
                 <w:rFonts w:ascii="맑은 고딕" w:hAnsi="맑은 고딕" w:eastAsia="맑은 고딕" w:cs="맑은 고딕"/>
               </w:rPr>
@@ -10595,6 +11175,7 @@
             <w:r>
               <w:rPr>
                 <w:b w:val="0"/>
+                <w:i w:val="0"/>
                 <w:sz w:val="18"/>
                 <w:rFonts w:ascii="맑은 고딕" w:hAnsi="맑은 고딕" w:eastAsia="맑은 고딕" w:cs="맑은 고딕"/>
               </w:rPr>
@@ -10603,6 +11184,7 @@
             <w:r>
               <w:rPr>
                 <w:b/>
+                <w:i w:val="0"/>
                 <w:sz w:val="18"/>
                 <w:rFonts w:ascii="맑은 고딕" w:hAnsi="맑은 고딕" w:eastAsia="맑은 고딕" w:cs="맑은 고딕"/>
               </w:rPr>
@@ -10611,6 +11193,7 @@
             <w:r>
               <w:rPr>
                 <w:b w:val="0"/>
+                <w:i w:val="0"/>
                 <w:sz w:val="18"/>
                 <w:rFonts w:ascii="맑은 고딕" w:hAnsi="맑은 고딕" w:eastAsia="맑은 고딕" w:cs="맑은 고딕"/>
               </w:rPr>
@@ -10632,6 +11215,7 @@
             <w:r>
               <w:rPr>
                 <w:b/>
+                <w:i w:val="0"/>
                 <w:sz w:val="18"/>
                 <w:rFonts w:ascii="맑은 고딕" w:hAnsi="맑은 고딕" w:eastAsia="맑은 고딕" w:cs="맑은 고딕"/>
               </w:rPr>
@@ -10651,6 +11235,7 @@
             <w:r>
               <w:rPr>
                 <w:b w:val="0"/>
+                <w:i w:val="0"/>
                 <w:sz w:val="18"/>
                 <w:rFonts w:ascii="맑은 고딕" w:hAnsi="맑은 고딕" w:eastAsia="맑은 고딕" w:cs="맑은 고딕"/>
               </w:rPr>
@@ -10659,6 +11244,7 @@
             <w:r>
               <w:rPr>
                 <w:b/>
+                <w:i w:val="0"/>
                 <w:sz w:val="18"/>
                 <w:rFonts w:ascii="맑은 고딕" w:hAnsi="맑은 고딕" w:eastAsia="맑은 고딕" w:cs="맑은 고딕"/>
               </w:rPr>
@@ -10667,6 +11253,7 @@
             <w:r>
               <w:rPr>
                 <w:b w:val="0"/>
+                <w:i w:val="0"/>
                 <w:sz w:val="18"/>
                 <w:rFonts w:ascii="맑은 고딕" w:hAnsi="맑은 고딕" w:eastAsia="맑은 고딕" w:cs="맑은 고딕"/>
               </w:rPr>
@@ -10687,6 +11274,7 @@
             <w:r>
               <w:rPr>
                 <w:b/>
+                <w:i w:val="0"/>
                 <w:sz w:val="18"/>
                 <w:rFonts w:ascii="맑은 고딕" w:hAnsi="맑은 고딕" w:eastAsia="맑은 고딕" w:cs="맑은 고딕"/>
               </w:rPr>
@@ -10705,6 +11293,7 @@
             <w:r>
               <w:rPr>
                 <w:b/>
+                <w:i w:val="0"/>
                 <w:sz w:val="18"/>
                 <w:rFonts w:ascii="맑은 고딕" w:hAnsi="맑은 고딕" w:eastAsia="맑은 고딕" w:cs="맑은 고딕"/>
               </w:rPr>
@@ -10713,6 +11302,7 @@
             <w:r>
               <w:rPr>
                 <w:b w:val="0"/>
+                <w:i w:val="0"/>
                 <w:sz w:val="18"/>
                 <w:rFonts w:ascii="맑은 고딕" w:hAnsi="맑은 고딕" w:eastAsia="맑은 고딕" w:cs="맑은 고딕"/>
               </w:rPr>
@@ -10734,6 +11324,7 @@
             <w:r>
               <w:rPr>
                 <w:b/>
+                <w:i w:val="0"/>
                 <w:sz w:val="18"/>
                 <w:rFonts w:ascii="맑은 고딕" w:hAnsi="맑은 고딕" w:eastAsia="맑은 고딕" w:cs="맑은 고딕"/>
               </w:rPr>
@@ -10753,6 +11344,7 @@
             <w:r>
               <w:rPr>
                 <w:b w:val="0"/>
+                <w:i w:val="0"/>
                 <w:sz w:val="18"/>
                 <w:rFonts w:ascii="맑은 고딕" w:hAnsi="맑은 고딕" w:eastAsia="맑은 고딕" w:cs="맑은 고딕"/>
               </w:rPr>
@@ -10761,6 +11353,7 @@
             <w:r>
               <w:rPr>
                 <w:b/>
+                <w:i w:val="0"/>
                 <w:sz w:val="18"/>
                 <w:rFonts w:ascii="맑은 고딕" w:hAnsi="맑은 고딕" w:eastAsia="맑은 고딕" w:cs="맑은 고딕"/>
               </w:rPr>
@@ -10769,6 +11362,7 @@
             <w:r>
               <w:rPr>
                 <w:b w:val="0"/>
+                <w:i w:val="0"/>
                 <w:sz w:val="18"/>
                 <w:rFonts w:ascii="맑은 고딕" w:hAnsi="맑은 고딕" w:eastAsia="맑은 고딕" w:cs="맑은 고딕"/>
               </w:rPr>
@@ -10789,6 +11383,7 @@
             <w:r>
               <w:rPr>
                 <w:b/>
+                <w:i w:val="0"/>
                 <w:sz w:val="18"/>
                 <w:rFonts w:ascii="맑은 고딕" w:hAnsi="맑은 고딕" w:eastAsia="맑은 고딕" w:cs="맑은 고딕"/>
               </w:rPr>
@@ -10807,6 +11402,7 @@
             <w:r>
               <w:rPr>
                 <w:b w:val="0"/>
+                <w:i w:val="0"/>
                 <w:sz w:val="18"/>
                 <w:rFonts w:ascii="맑은 고딕" w:hAnsi="맑은 고딕" w:eastAsia="맑은 고딕" w:cs="맑은 고딕"/>
               </w:rPr>
@@ -10815,6 +11411,7 @@
             <w:r>
               <w:rPr>
                 <w:b/>
+                <w:i w:val="0"/>
                 <w:sz w:val="18"/>
                 <w:rFonts w:ascii="맑은 고딕" w:hAnsi="맑은 고딕" w:eastAsia="맑은 고딕" w:cs="맑은 고딕"/>
               </w:rPr>
@@ -10823,6 +11420,7 @@
             <w:r>
               <w:rPr>
                 <w:b w:val="0"/>
+                <w:i w:val="0"/>
                 <w:sz w:val="18"/>
                 <w:rFonts w:ascii="맑은 고딕" w:hAnsi="맑은 고딕" w:eastAsia="맑은 고딕" w:cs="맑은 고딕"/>
               </w:rPr>
@@ -10831,6 +11429,7 @@
             <w:r>
               <w:rPr>
                 <w:b/>
+                <w:i w:val="0"/>
                 <w:sz w:val="18"/>
                 <w:rFonts w:ascii="맑은 고딕" w:hAnsi="맑은 고딕" w:eastAsia="맑은 고딕" w:cs="맑은 고딕"/>
               </w:rPr>
@@ -10839,6 +11438,7 @@
             <w:r>
               <w:rPr>
                 <w:b w:val="0"/>
+                <w:i w:val="0"/>
                 <w:sz w:val="18"/>
                 <w:rFonts w:ascii="맑은 고딕" w:hAnsi="맑은 고딕" w:eastAsia="맑은 고딕" w:cs="맑은 고딕"/>
               </w:rPr>
